--- a/chapters/word_output/GLOSSARIO_TERMOS_TECNICOS.docx
+++ b/chapters/word_output/GLOSSARIO_TERMOS_TECNICOS.docx
@@ -713,7 +713,7 @@
           <w:szCs w:val="24"/>
           <w:rFonts w:ascii="Times New Roman" w:cs="Times New Roman" w:eastAsia="Times New Roman" w:hAnsi="Times New Roman"/>
         </w:rPr>
-        <w:t xml:space="preserve">Arc-Shortening Effect (Efeito de Encurtamento de Arco)</w:t>
+        <w:t xml:space="preserve">arc-shortening (encurtamento do arco) Effect (Efeito de Encurtamento de Arco)</w:t>
       </w:r>
     </w:p>
     <w:p>
@@ -880,7 +880,7 @@
           <w:szCs w:val="22"/>
           <w:rFonts w:ascii="Times New Roman" w:cs="Times New Roman" w:eastAsia="Times New Roman" w:hAnsi="Times New Roman"/>
         </w:rPr>
-        <w:t xml:space="preserve"> Quando você comprime um material num sentido, ele tende a "inchar" no sentido perpendicular — como um aperto de mão que faz o braço ficar mais largue no meio. Este comportamento é quantificado pelo Coeficiente de Poisson.</w:t>
+        <w:t xml:space="preserve"> Quando você comprime um material num sentido, ele tende a "inchar" no sentido perpendicular — como um aperto de mão que faz o braço ficar mais largo no meio. Este comportamento é quantificado pelo Coeficiente de Poisson.</w:t>
       </w:r>
     </w:p>
     <w:p>
@@ -1084,7 +1084,7 @@
           <w:szCs w:val="22"/>
           <w:rFonts w:ascii="Times New Roman" w:cs="Times New Roman" w:eastAsia="Times New Roman" w:hAnsi="Times New Roman"/>
         </w:rPr>
-        <w:t xml:space="preserve"> Critério de escoamento para materiais dúcteis baseado na energia de distorção. σ_VM = √[(1/2)((σ₁-σ₂)²+(σ₂-σ₃)²+(σ₃-σ₁)²)]. Escoamento ocorre quando σ_VM &gt; σ_yield (tensão de escoamento do material). No contexto ICRS: quando σ_VM &gt; tensão de escoamento lamelar, as lamelas deslizam → arc-shortening → VR.</w:t>
+        <w:t xml:space="preserve"> Critério de escoamento para materiais dúcteis baseado na energia de distorção. σ_VM = √[(1/2)((σ₁-σ₂)²+(σ₂-σ₃)²+(σ₃-σ₁)²)]. Escoamento ocorre quando σ_VM &gt; σ_yield (tensão de escoamento do material). No contexto ICRS: quando σ_VM &gt; tensão de escoamento lamelar, as lamelas deslizam → arc-shortening (encurtamento do arco) → VR.</w:t>
       </w:r>
     </w:p>
     <w:p>
@@ -1288,7 +1288,7 @@
           <w:szCs w:val="22"/>
           <w:rFonts w:ascii="Times New Roman" w:cs="Times New Roman" w:eastAsia="Times New Roman" w:hAnsi="Times New Roman"/>
         </w:rPr>
-        <w:t xml:space="preserve"> Camada intermediária da córnea composta por ~200 lamelas de colágeno tipo I dispostas em orientações variáveis segundo a profundidade (WAXS: mapeamento por Meek &amp; Boote). Representa ~90% da espessura corneana (~450-500 µm de espessura total). Responsável pelas propriedades biomecânicas da córnea.</w:t>
+        <w:t xml:space="preserve"> Camada intermediária da córnea composta por ~200 lamelas de colágeno tipo I dispostas em orientações variáveis segundo a profundidade (WAXS: mapeamento por Meek &amp; Boote). Representa ~90% da espessura corneana (~550 µm de espessura central). Responsável pelas propriedades biomecânicas da córnea.</w:t>
       </w:r>
     </w:p>
     <w:p>
@@ -1350,7 +1350,7 @@
           <w:szCs w:val="28"/>
           <w:rFonts w:ascii="Times New Roman" w:cs="Times New Roman" w:eastAsia="Times New Roman" w:hAnsi="Times New Roman"/>
         </w:rPr>
-        <w:t xml:space="preserve">F — Método dos Elementos Finitos</w:t>
+        <w:t xml:space="preserve">C — Termos de Córnea e Cirurgia</w:t>
       </w:r>
     </w:p>
     <w:p>
@@ -1369,7 +1369,7 @@
           <w:szCs w:val="24"/>
           <w:rFonts w:ascii="Times New Roman" w:cs="Times New Roman" w:eastAsia="Times New Roman" w:hAnsi="Times New Roman"/>
         </w:rPr>
-        <w:t xml:space="preserve">FEM — Método dos Elementos Finitos (Finite Element Method)</w:t>
+        <w:t xml:space="preserve">CXL — Crosslinking Corneano (Riboflavina + UVA)</w:t>
       </w:r>
     </w:p>
     <w:p>
@@ -1406,7 +1406,7 @@
           <w:szCs w:val="22"/>
           <w:rFonts w:ascii="Times New Roman" w:cs="Times New Roman" w:eastAsia="Times New Roman" w:hAnsi="Times New Roman"/>
         </w:rPr>
-        <w:t xml:space="preserve"> Uma técnica de simulação por computador que divide um objeto em milhares de pecinhas e calcula como cada pecinha se move e deforma quando uma força é aplicada. É como criar um clone digital da córnea para testar cirurgias sem tocar no paciente.</w:t>
+        <w:t xml:space="preserve"> Um procedimento que "solda quimicamente" as fibras de colágeno da córnea para freiar a progressão do ceratocone. A riboflavina absorve a luz ultravioleta e cria ligações químicas novas entre as fibras.</w:t>
       </w:r>
     </w:p>
     <w:p>
@@ -1443,121 +1443,81 @@
           <w:szCs w:val="22"/>
           <w:rFonts w:ascii="Times New Roman" w:cs="Times New Roman" w:eastAsia="Times New Roman" w:hAnsi="Times New Roman"/>
         </w:rPr>
-        <w:t xml:space="preserve"> Método numérico para resolução de equações diferenciais parciais em domínios complexos. Divide o domínio em elementos discretos interconectados (</w:t>
-      </w:r>
-      <w:r>
-        <w:rPr>
-          <w:i/>
-          <w:iCs/>
-          <w:color w:val="1A1A1A"/>
-          <w:sz w:val="22"/>
-          <w:szCs w:val="22"/>
-          <w:rFonts w:ascii="Times New Roman" w:cs="Times New Roman" w:eastAsia="Times New Roman" w:hAnsi="Times New Roman"/>
-        </w:rPr>
-        <w:t xml:space="preserve">mesh</w:t>
-      </w:r>
-      <w:r>
-        <w:rPr>
-          <w:color w:val="1A1A1A"/>
-          <w:sz w:val="22"/>
-          <w:szCs w:val="22"/>
-          <w:rFonts w:ascii="Times New Roman" w:cs="Times New Roman" w:eastAsia="Times New Roman" w:hAnsi="Times New Roman"/>
-        </w:rPr>
-        <w:t xml:space="preserve">). Para córneas ICRS: o modelo material é hiperelástico não-linear (Neo-Hookean ou Mooney-Rivlin) com parâmetros derivados de ensaios de tração uniaxial (</w:t>
-      </w:r>
-      <w:r>
-        <w:rPr>
-          <w:i/>
-          <w:iCs/>
-          <w:color w:val="1A1A1A"/>
-          <w:sz w:val="22"/>
-          <w:szCs w:val="22"/>
-          <w:rFonts w:ascii="Times New Roman" w:cs="Times New Roman" w:eastAsia="Times New Roman" w:hAnsi="Times New Roman"/>
-        </w:rPr>
-        <w:t xml:space="preserve">ex vivo</w:t>
-      </w:r>
-      <w:r>
-        <w:rPr>
-          <w:color w:val="1A1A1A"/>
-          <w:sz w:val="22"/>
-          <w:szCs w:val="22"/>
-          <w:rFonts w:ascii="Times New Roman" w:cs="Times New Roman" w:eastAsia="Times New Roman" w:hAnsi="Times New Roman"/>
-        </w:rPr>
-        <w:t xml:space="preserve">). Outputs principais: deslocamento nodal (ΔK simulado), tensão de Von Mises, deformação principal.</w:t>
-      </w:r>
-    </w:p>
-    <w:p>
-      <w:pPr>
-        <w:spacing w:before="0" w:after="85" w:line="260"/>
-        <w:ind w:left="283"/>
-      </w:pPr>
-      <w:r>
-        <w:rPr>
-          <w:b/>
-          <w:bCs/>
-          <w:color w:val="2E5FAB"/>
-          <w:sz w:val="22"/>
-          <w:szCs w:val="22"/>
-          <w:rFonts w:ascii="Times New Roman" w:cs="Times New Roman" w:eastAsia="Times New Roman" w:hAnsi="Times New Roman"/>
-        </w:rPr>
-        <w:t xml:space="preserve">• </w:t>
-      </w:r>
-      <w:r>
-        <w:rPr>
-          <w:b/>
-          <w:bCs/>
-          <w:color w:val="1A1A1A"/>
-          <w:sz w:val="22"/>
-          <w:szCs w:val="22"/>
-          <w:rFonts w:ascii="Times New Roman" w:cs="Times New Roman" w:eastAsia="Times New Roman" w:hAnsi="Times New Roman"/>
-        </w:rPr>
-        <w:t xml:space="preserve">Limitações:</w:t>
-      </w:r>
-      <w:r>
-        <w:rPr>
-          <w:color w:val="1A1A1A"/>
-          <w:sz w:val="22"/>
-          <w:szCs w:val="22"/>
-          <w:rFonts w:ascii="Times New Roman" w:cs="Times New Roman" w:eastAsia="Times New Roman" w:hAnsi="Times New Roman"/>
-        </w:rPr>
-        <w:t xml:space="preserve"> Variabilidade individual, simplificação 2D vs geometria real 3D, parâmetros estimados de literatura (não medidos individualmente).</w:t>
-      </w:r>
-    </w:p>
-    <w:p>
-      <w:pPr>
-        <w:spacing w:before="0" w:after="85" w:line="260"/>
-        <w:ind w:left="283"/>
-      </w:pPr>
-      <w:r>
-        <w:rPr>
-          <w:b/>
-          <w:bCs/>
-          <w:color w:val="2E5FAB"/>
-          <w:sz w:val="22"/>
-          <w:szCs w:val="22"/>
-          <w:rFonts w:ascii="Times New Roman" w:cs="Times New Roman" w:eastAsia="Times New Roman" w:hAnsi="Times New Roman"/>
-        </w:rPr>
-        <w:t xml:space="preserve">• </w:t>
-      </w:r>
-      <w:r>
-        <w:rPr>
-          <w:b/>
-          <w:bCs/>
-          <w:color w:val="1A1A1A"/>
-          <w:sz w:val="22"/>
-          <w:szCs w:val="22"/>
-          <w:rFonts w:ascii="Times New Roman" w:cs="Times New Roman" w:eastAsia="Times New Roman" w:hAnsi="Times New Roman"/>
-        </w:rPr>
-        <w:t xml:space="preserve">Principais estudos FEM em ICRS:</w:t>
-      </w:r>
-      <w:r>
-        <w:rPr>
-          <w:color w:val="1A1A1A"/>
-          <w:sz w:val="22"/>
-          <w:szCs w:val="22"/>
-          <w:rFonts w:ascii="Times New Roman" w:cs="Times New Roman" w:eastAsia="Times New Roman" w:hAnsi="Times New Roman"/>
-        </w:rPr>
-        <w:t xml:space="preserve"> Kling &amp; Marcos (2013, IOVS); García de Oteyza (2021, PLOS ONE); Lago MA (PLOS ONE)</w:t>
+        <w:t xml:space="preserve"> Aplicação de riboflavina (vitamina B2) como fotossensibilizador + luz UVA (365 nm, 3-9 mW/cm²) para criar ligações covalentes (crosslinks) interfibrilares e interlamelares no estroma corneano. Efeito: aumento do módulo de Young em 2-3× nos primeiros 300 µm. Zona de demarcação: ~300-400 µm de profundidade (limitada pelo consumo de oxigênio pelo tecido).</w:t>
+      </w:r>
+    </w:p>
+    <w:p>
+      <w:pPr>
+        <w:spacing w:before="0" w:after="85" w:line="260"/>
+        <w:ind w:left="283"/>
+      </w:pPr>
+      <w:r>
+        <w:rPr>
+          <w:b/>
+          <w:bCs/>
+          <w:color w:val="2E5FAB"/>
+          <w:sz w:val="22"/>
+          <w:szCs w:val="22"/>
+          <w:rFonts w:ascii="Times New Roman" w:cs="Times New Roman" w:eastAsia="Times New Roman" w:hAnsi="Times New Roman"/>
+        </w:rPr>
+        <w:t xml:space="preserve">• </w:t>
+      </w:r>
+      <w:r>
+        <w:rPr>
+          <w:b/>
+          <w:bCs/>
+          <w:color w:val="1A1A1A"/>
+          <w:sz w:val="22"/>
+          <w:szCs w:val="22"/>
+          <w:rFonts w:ascii="Times New Roman" w:cs="Times New Roman" w:eastAsia="Times New Roman" w:hAnsi="Times New Roman"/>
+        </w:rPr>
+        <w:t xml:space="preserve">Impacto no ICRS:</w:t>
+      </w:r>
+      <w:r>
+        <w:rPr>
+          <w:color w:val="1A1A1A"/>
+          <w:sz w:val="22"/>
+          <w:szCs w:val="22"/>
+          <w:rFonts w:ascii="Times New Roman" w:cs="Times New Roman" w:eastAsia="Times New Roman" w:hAnsi="Times New Roman"/>
+        </w:rPr>
+        <w:t xml:space="preserve"> Criar uma barreira rígida nos 300 µm anteriores que reduz a eficácia do arc-shortening (encurtamento do arco).</w:t>
+      </w:r>
+    </w:p>
+    <w:p>
+      <w:pPr>
+        <w:spacing w:before="0" w:after="85" w:line="260"/>
+        <w:ind w:left="283"/>
+      </w:pPr>
+      <w:r>
+        <w:rPr>
+          <w:b/>
+          <w:bCs/>
+          <w:color w:val="2E5FAB"/>
+          <w:sz w:val="22"/>
+          <w:szCs w:val="22"/>
+          <w:rFonts w:ascii="Times New Roman" w:cs="Times New Roman" w:eastAsia="Times New Roman" w:hAnsi="Times New Roman"/>
+        </w:rPr>
+        <w:t xml:space="preserve">• </w:t>
+      </w:r>
+      <w:r>
+        <w:rPr>
+          <w:b/>
+          <w:bCs/>
+          <w:color w:val="1A1A1A"/>
+          <w:sz w:val="22"/>
+          <w:szCs w:val="22"/>
+          <w:rFonts w:ascii="Times New Roman" w:cs="Times New Roman" w:eastAsia="Times New Roman" w:hAnsi="Times New Roman"/>
+        </w:rPr>
+        <w:t xml:space="preserve">Referência canônica:</w:t>
+      </w:r>
+      <w:r>
+        <w:rPr>
+          <w:color w:val="1A1A1A"/>
+          <w:sz w:val="22"/>
+          <w:szCs w:val="22"/>
+          <w:rFonts w:ascii="Times New Roman" w:cs="Times New Roman" w:eastAsia="Times New Roman" w:hAnsi="Times New Roman"/>
+        </w:rPr>
+        <w:t xml:space="preserve"> ✅ Wollensak G et al. Am J Ophthalmol. 2003. doi:10.1016/S0002-9394(02)02220-1</w:t>
       </w:r>
     </w:p>
     <w:p>
@@ -1595,31 +1555,6 @@
           <w:rFonts w:ascii="Times New Roman" w:cs="Times New Roman" w:eastAsia="Times New Roman" w:hAnsi="Times New Roman"/>
         </w:rPr>
         <w:t xml:space="preserve"> CH-015</w:t>
-      </w:r>
-    </w:p>
-    <w:p>
-      <w:pPr>
-        <w:pBdr>
-          <w:bottom w:val="single" w:color="1B365D" w:sz="6"/>
-        </w:pBdr>
-        <w:spacing w:before="226" w:after="226"/>
-      </w:pPr>
-    </w:p>
-    <w:p>
-      <w:pPr>
-        <w:pStyle w:val="Heading2"/>
-        <w:spacing w:before="510" w:after="170"/>
-      </w:pPr>
-      <w:r>
-        <w:rPr>
-          <w:b/>
-          <w:bCs/>
-          <w:color w:val="2E5FAB"/>
-          <w:sz w:val="28"/>
-          <w:szCs w:val="28"/>
-          <w:rFonts w:ascii="Times New Roman" w:cs="Times New Roman" w:eastAsia="Times New Roman" w:hAnsi="Times New Roman"/>
-        </w:rPr>
-        <w:t xml:space="preserve">H — Termos de Hiperelasticidade</w:t>
       </w:r>
     </w:p>
     <w:p>
@@ -1638,7 +1573,7 @@
           <w:szCs w:val="24"/>
           <w:rFonts w:ascii="Times New Roman" w:cs="Times New Roman" w:eastAsia="Times New Roman" w:hAnsi="Times New Roman"/>
         </w:rPr>
-        <w:t xml:space="preserve">Material Hiperelástico</w:t>
+        <w:t xml:space="preserve">COF — Centro Óptico Fisiológico</w:t>
       </w:r>
     </w:p>
     <w:p>
@@ -1675,7 +1610,7 @@
           <w:szCs w:val="22"/>
           <w:rFonts w:ascii="Times New Roman" w:cs="Times New Roman" w:eastAsia="Times New Roman" w:hAnsi="Times New Roman"/>
         </w:rPr>
-        <w:t xml:space="preserve"> Materiais que podem se deformar muito sob força e ainda voltar à forma original — como a borracha. São diferentes do aço, que deforma pouco mas não volta ao normal se for além do limite.</w:t>
+        <w:t xml:space="preserve"> O verdadeiro centro da visão do paciente (Eixo Visual), que muitas vezes não coincide com o centro pupilar ou com o centro do topógrafo. Anéis devem ser centralizados aqui para evitar brilhos noturnos e halos.</w:t>
       </w:r>
     </w:p>
     <w:p>
@@ -1712,7 +1647,7 @@
           <w:szCs w:val="22"/>
           <w:rFonts w:ascii="Times New Roman" w:cs="Times New Roman" w:eastAsia="Times New Roman" w:hAnsi="Times New Roman"/>
         </w:rPr>
-        <w:t xml:space="preserve"> Material cujo comportamento mecânico é descrito por uma função densidade de energia de deformação W (strain energy density function). Modelos comuns para córneas: Neo-Hookean (W = C₁(I₁-3)); Mooney-Rivlin (dois parâmetros). Caracterizado por relação tensão-deformação não-linear: o módulo de elasticidade (rigidez) aumenta com a deformação.</w:t>
+        <w:t xml:space="preserve"> Ponto de interseção do eixo visual com a superfície corneana (geralmente coincidente com reflexo de Purkinje I).</w:t>
       </w:r>
     </w:p>
     <w:p>
@@ -1749,16 +1684,8 @@
           <w:szCs w:val="22"/>
           <w:rFonts w:ascii="Times New Roman" w:cs="Times New Roman" w:eastAsia="Times New Roman" w:hAnsi="Times New Roman"/>
         </w:rPr>
-        <w:t xml:space="preserve"> CH-002, CH-015</w:t>
-      </w:r>
-    </w:p>
-    <w:p>
-      <w:pPr>
-        <w:pBdr>
-          <w:bottom w:val="single" w:color="1B365D" w:sz="6"/>
-        </w:pBdr>
-        <w:spacing w:before="226" w:after="226"/>
-      </w:pPr>
+        <w:t xml:space="preserve"> CH-010</w:t>
+      </w:r>
     </w:p>
     <w:p>
       <w:pPr>
@@ -1774,7 +1701,7 @@
           <w:szCs w:val="28"/>
           <w:rFonts w:ascii="Times New Roman" w:cs="Times New Roman" w:eastAsia="Times New Roman" w:hAnsi="Times New Roman"/>
         </w:rPr>
-        <w:t xml:space="preserve">I — Termos de ICRS</w:t>
+        <w:t xml:space="preserve">E — Termos de Eixo</w:t>
       </w:r>
     </w:p>
     <w:p>
@@ -1793,7 +1720,7 @@
           <w:szCs w:val="24"/>
           <w:rFonts w:ascii="Times New Roman" w:cs="Times New Roman" w:eastAsia="Times New Roman" w:hAnsi="Times New Roman"/>
         </w:rPr>
-        <w:t xml:space="preserve">ICRS — Intracorneal Ring Segment (Segmento de Anel Intracorneano)</w:t>
+        <w:t xml:space="preserve">ENM — Eixo de Não-Magnitude (Zona Neutra)</w:t>
       </w:r>
     </w:p>
     <w:p>
@@ -1830,7 +1757,7 @@
           <w:szCs w:val="22"/>
           <w:rFonts w:ascii="Times New Roman" w:cs="Times New Roman" w:eastAsia="Times New Roman" w:hAnsi="Times New Roman"/>
         </w:rPr>
-        <w:t xml:space="preserve"> Um pequeno implante de plástico (PMMA) inserido dentro da córnea para corrigi-la mecanicamente nas doenças que deformam sua curvatura.</w:t>
+        <w:t xml:space="preserve"> O meridiano plano da topografia. Se colocar a incisão ou um anel fino aqui, ele não vai adicionar miopia e protegerá o eixo contra distorções residuais indesejadas.</w:t>
       </w:r>
     </w:p>
     <w:p>
@@ -1867,7 +1794,7 @@
           <w:szCs w:val="22"/>
           <w:rFonts w:ascii="Times New Roman" w:cs="Times New Roman" w:eastAsia="Times New Roman" w:hAnsi="Times New Roman"/>
         </w:rPr>
-        <w:t xml:space="preserve"> Implante intraestromal de polimetilmetacrilato (PMMA) com geometria de arco, implantado a 70-80% da paquimetria local por cirurgia a laser femtossegundo ou dissector manual. Gera vetores de força (VR, VT, Vτ, VComa) que redistribuem a tensão estromal e reduzem a ectasia.</w:t>
+        <w:t xml:space="preserve"> Meridiano mais plano ortogonal ao eixo da ectasia, local onde a refração e o astigmatismo são teoricamente zero antes e depois do vetor tangencial atuar.</w:t>
       </w:r>
     </w:p>
     <w:p>
@@ -1904,16 +1831,8 @@
           <w:szCs w:val="22"/>
           <w:rFonts w:ascii="Times New Roman" w:cs="Times New Roman" w:eastAsia="Times New Roman" w:hAnsi="Times New Roman"/>
         </w:rPr>
-        <w:t xml:space="preserve"> CH-002 a CH-010</w:t>
-      </w:r>
-    </w:p>
-    <w:p>
-      <w:pPr>
-        <w:pBdr>
-          <w:bottom w:val="single" w:color="1B365D" w:sz="6"/>
-        </w:pBdr>
-        <w:spacing w:before="226" w:after="226"/>
-      </w:pPr>
+        <w:t xml:space="preserve"> CH-005</w:t>
+      </w:r>
     </w:p>
     <w:p>
       <w:pPr>
@@ -1929,7 +1848,7 @@
           <w:szCs w:val="28"/>
           <w:rFonts w:ascii="Times New Roman" w:cs="Times New Roman" w:eastAsia="Times New Roman" w:hAnsi="Times New Roman"/>
         </w:rPr>
-        <w:t xml:space="preserve">K — Termos de Ceratocone</w:t>
+        <w:t xml:space="preserve">F — Método dos Elementos Finitos</w:t>
       </w:r>
     </w:p>
     <w:p>
@@ -1948,7 +1867,7 @@
           <w:szCs w:val="24"/>
           <w:rFonts w:ascii="Times New Roman" w:cs="Times New Roman" w:eastAsia="Times New Roman" w:hAnsi="Times New Roman"/>
         </w:rPr>
-        <w:t xml:space="preserve">KC — Ceratocone (Keratoconus)</w:t>
+        <w:t xml:space="preserve">FEM — Método dos Elementos Finitos (Finite Element Method)</w:t>
       </w:r>
     </w:p>
     <w:p>
@@ -1985,7 +1904,7 @@
           <w:szCs w:val="22"/>
           <w:rFonts w:ascii="Times New Roman" w:cs="Times New Roman" w:eastAsia="Times New Roman" w:hAnsi="Times New Roman"/>
         </w:rPr>
-        <w:t xml:space="preserve"> Uma doença em que a córnea perde sua forma esférica e se afunila como um cone — causando distorção visual progressiva.</w:t>
+        <w:t xml:space="preserve"> Uma técnica de simulação por computador que divide um objeto em milhares de pecinhas e calcula como cada pecinha se move e deforma quando uma força é aplicada. É como criar um clone digital da córnea para testar cirurgias sem tocar no paciente.</w:t>
       </w:r>
     </w:p>
     <w:p>
@@ -2022,7 +1941,121 @@
           <w:szCs w:val="22"/>
           <w:rFonts w:ascii="Times New Roman" w:cs="Times New Roman" w:eastAsia="Times New Roman" w:hAnsi="Times New Roman"/>
         </w:rPr>
-        <w:t xml:space="preserve"> Ectasia corneana primária caracterizada por afinamento estromal assimétrico, protrusão anterior e degradação do colágeno mediada por metaloproteinases (MMP-2, MMP-9). Causa: degradação dos proteoglicanos de ancoragem (decorina, lumicana) → perda das fibras oblíquas interlamelares → deslizamento lamelar → amplificação da deformação pela PIO.</w:t>
+        <w:t xml:space="preserve"> Método numérico para resolução de equações diferenciais parciais em domínios complexos. Divide o domínio em elementos discretos interconectados (</w:t>
+      </w:r>
+      <w:r>
+        <w:rPr>
+          <w:i/>
+          <w:iCs/>
+          <w:color w:val="1A1A1A"/>
+          <w:sz w:val="22"/>
+          <w:szCs w:val="22"/>
+          <w:rFonts w:ascii="Times New Roman" w:cs="Times New Roman" w:eastAsia="Times New Roman" w:hAnsi="Times New Roman"/>
+        </w:rPr>
+        <w:t xml:space="preserve">mesh</w:t>
+      </w:r>
+      <w:r>
+        <w:rPr>
+          <w:color w:val="1A1A1A"/>
+          <w:sz w:val="22"/>
+          <w:szCs w:val="22"/>
+          <w:rFonts w:ascii="Times New Roman" w:cs="Times New Roman" w:eastAsia="Times New Roman" w:hAnsi="Times New Roman"/>
+        </w:rPr>
+        <w:t xml:space="preserve">). Para córneas ICRS: o modelo material é hiperelástico não-linear (Neo-Hookean ou Mooney-Rivlin) com parâmetros derivados de ensaios de tração uniaxial (</w:t>
+      </w:r>
+      <w:r>
+        <w:rPr>
+          <w:i/>
+          <w:iCs/>
+          <w:color w:val="1A1A1A"/>
+          <w:sz w:val="22"/>
+          <w:szCs w:val="22"/>
+          <w:rFonts w:ascii="Times New Roman" w:cs="Times New Roman" w:eastAsia="Times New Roman" w:hAnsi="Times New Roman"/>
+        </w:rPr>
+        <w:t xml:space="preserve">ex vivo</w:t>
+      </w:r>
+      <w:r>
+        <w:rPr>
+          <w:color w:val="1A1A1A"/>
+          <w:sz w:val="22"/>
+          <w:szCs w:val="22"/>
+          <w:rFonts w:ascii="Times New Roman" w:cs="Times New Roman" w:eastAsia="Times New Roman" w:hAnsi="Times New Roman"/>
+        </w:rPr>
+        <w:t xml:space="preserve">). Outputs principais: deslocamento nodal (ΔK simulado), tensão de Von Mises, deformação principal.</w:t>
+      </w:r>
+    </w:p>
+    <w:p>
+      <w:pPr>
+        <w:spacing w:before="0" w:after="85" w:line="260"/>
+        <w:ind w:left="283"/>
+      </w:pPr>
+      <w:r>
+        <w:rPr>
+          <w:b/>
+          <w:bCs/>
+          <w:color w:val="2E5FAB"/>
+          <w:sz w:val="22"/>
+          <w:szCs w:val="22"/>
+          <w:rFonts w:ascii="Times New Roman" w:cs="Times New Roman" w:eastAsia="Times New Roman" w:hAnsi="Times New Roman"/>
+        </w:rPr>
+        <w:t xml:space="preserve">• </w:t>
+      </w:r>
+      <w:r>
+        <w:rPr>
+          <w:b/>
+          <w:bCs/>
+          <w:color w:val="1A1A1A"/>
+          <w:sz w:val="22"/>
+          <w:szCs w:val="22"/>
+          <w:rFonts w:ascii="Times New Roman" w:cs="Times New Roman" w:eastAsia="Times New Roman" w:hAnsi="Times New Roman"/>
+        </w:rPr>
+        <w:t xml:space="preserve">Limitações:</w:t>
+      </w:r>
+      <w:r>
+        <w:rPr>
+          <w:color w:val="1A1A1A"/>
+          <w:sz w:val="22"/>
+          <w:szCs w:val="22"/>
+          <w:rFonts w:ascii="Times New Roman" w:cs="Times New Roman" w:eastAsia="Times New Roman" w:hAnsi="Times New Roman"/>
+        </w:rPr>
+        <w:t xml:space="preserve"> Variabilidade individual, simplificação 2D vs geometria real 3D, parâmetros estimados de literatura (não medidos individualmente).</w:t>
+      </w:r>
+    </w:p>
+    <w:p>
+      <w:pPr>
+        <w:spacing w:before="0" w:after="85" w:line="260"/>
+        <w:ind w:left="283"/>
+      </w:pPr>
+      <w:r>
+        <w:rPr>
+          <w:b/>
+          <w:bCs/>
+          <w:color w:val="2E5FAB"/>
+          <w:sz w:val="22"/>
+          <w:szCs w:val="22"/>
+          <w:rFonts w:ascii="Times New Roman" w:cs="Times New Roman" w:eastAsia="Times New Roman" w:hAnsi="Times New Roman"/>
+        </w:rPr>
+        <w:t xml:space="preserve">• </w:t>
+      </w:r>
+      <w:r>
+        <w:rPr>
+          <w:b/>
+          <w:bCs/>
+          <w:color w:val="1A1A1A"/>
+          <w:sz w:val="22"/>
+          <w:szCs w:val="22"/>
+          <w:rFonts w:ascii="Times New Roman" w:cs="Times New Roman" w:eastAsia="Times New Roman" w:hAnsi="Times New Roman"/>
+        </w:rPr>
+        <w:t xml:space="preserve">Principais estudos FEM em ICRS:</w:t>
+      </w:r>
+      <w:r>
+        <w:rPr>
+          <w:color w:val="1A1A1A"/>
+          <w:sz w:val="22"/>
+          <w:szCs w:val="22"/>
+          <w:rFonts w:ascii="Times New Roman" w:cs="Times New Roman" w:eastAsia="Times New Roman" w:hAnsi="Times New Roman"/>
+        </w:rPr>
+        <w:t xml:space="preserve"> Kling &amp; Marcos (2013, IOVS); García de Oteyza (2021, PLOS ONE); Lago MA (PLOS ONE)</w:t>
       </w:r>
     </w:p>
     <w:p>
@@ -2059,7 +2092,7 @@
           <w:szCs w:val="22"/>
           <w:rFonts w:ascii="Times New Roman" w:cs="Times New Roman" w:eastAsia="Times New Roman" w:hAnsi="Times New Roman"/>
         </w:rPr>
-        <w:t xml:space="preserve"> CH-001, CH-002, CH-003</w:t>
+        <w:t xml:space="preserve"> CH-015</w:t>
       </w:r>
     </w:p>
     <w:p>
@@ -2084,7 +2117,7 @@
           <w:szCs w:val="28"/>
           <w:rFonts w:ascii="Times New Roman" w:cs="Times New Roman" w:eastAsia="Times New Roman" w:hAnsi="Times New Roman"/>
         </w:rPr>
-        <w:t xml:space="preserve">M — Termos de Módulo de Elasticidade</w:t>
+        <w:t xml:space="preserve">H — Termos de Hiperelasticidade</w:t>
       </w:r>
     </w:p>
     <w:p>
@@ -2103,7 +2136,7 @@
           <w:szCs w:val="24"/>
           <w:rFonts w:ascii="Times New Roman" w:cs="Times New Roman" w:eastAsia="Times New Roman" w:hAnsi="Times New Roman"/>
         </w:rPr>
-        <w:t xml:space="preserve">Módulo de Young (Módulo de Elasticidade / E)</w:t>
+        <w:t xml:space="preserve">Material Hiperelástico</w:t>
       </w:r>
     </w:p>
     <w:p>
@@ -2140,7 +2173,7 @@
           <w:szCs w:val="22"/>
           <w:rFonts w:ascii="Times New Roman" w:cs="Times New Roman" w:eastAsia="Times New Roman" w:hAnsi="Times New Roman"/>
         </w:rPr>
-        <w:t xml:space="preserve"> Uma medida de "rigidez" de um material — o quanto de força é necessário para deformá-lo uma certa quantidade. Aço = altíssimo; borracha = baixo; córnea normal: intermediário.</w:t>
+        <w:t xml:space="preserve"> Materiais que podem se deformar muito sob força e ainda voltar à forma original — como a borracha. São diferentes do aço, que deforma pouco mas não volta ao normal se for além do limite.</w:t>
       </w:r>
     </w:p>
     <w:p>
@@ -2177,44 +2210,7 @@
           <w:szCs w:val="22"/>
           <w:rFonts w:ascii="Times New Roman" w:cs="Times New Roman" w:eastAsia="Times New Roman" w:hAnsi="Times New Roman"/>
         </w:rPr>
-        <w:t xml:space="preserve"> E = σ / ε (Tensão / Deformação). Para a córnea KC virgem: E ≈ 0.3–2.0 MPa (variável com profundidade e hidratação). Após CXL: E aumenta 2-3× nos 300 µm anteriores (✅ Wollensak 2003; Kohlhaas 2006). Anisotropia importante: E varia com a direção (meridianos ortogonais vs tangenciais).</w:t>
-      </w:r>
-    </w:p>
-    <w:p>
-      <w:pPr>
-        <w:spacing w:before="0" w:after="85" w:line="260"/>
-        <w:ind w:left="283"/>
-      </w:pPr>
-      <w:r>
-        <w:rPr>
-          <w:b/>
-          <w:bCs/>
-          <w:color w:val="2E5FAB"/>
-          <w:sz w:val="22"/>
-          <w:szCs w:val="22"/>
-          <w:rFonts w:ascii="Times New Roman" w:cs="Times New Roman" w:eastAsia="Times New Roman" w:hAnsi="Times New Roman"/>
-        </w:rPr>
-        <w:t xml:space="preserve">• </w:t>
-      </w:r>
-      <w:r>
-        <w:rPr>
-          <w:b/>
-          <w:bCs/>
-          <w:color w:val="1A1A1A"/>
-          <w:sz w:val="22"/>
-          <w:szCs w:val="22"/>
-          <w:rFonts w:ascii="Times New Roman" w:cs="Times New Roman" w:eastAsia="Times New Roman" w:hAnsi="Times New Roman"/>
-        </w:rPr>
-        <w:t xml:space="preserve">Impacto ICRS:</w:t>
-      </w:r>
-      <w:r>
-        <w:rPr>
-          <w:color w:val="1A1A1A"/>
-          <w:sz w:val="22"/>
-          <w:szCs w:val="22"/>
-          <w:rFonts w:ascii="Times New Roman" w:cs="Times New Roman" w:eastAsia="Times New Roman" w:hAnsi="Times New Roman"/>
-        </w:rPr>
-        <w:t xml:space="preserve"> E maior (pós-CXL) = menor deslizamento lamelar = menor VR efetivo.</w:t>
+        <w:t xml:space="preserve"> Material cujo comportamento mecânico é descrito por uma função densidade de energia de deformação W (strain energy density function). Modelos comuns para córneas: Neo-Hookean (W = C₁(I₁-3)); Mooney-Rivlin (dois parâmetros). Caracterizado por relação tensão-deformação não-linear: o módulo de elasticidade (rigidez) aumenta com a deformação.</w:t>
       </w:r>
     </w:p>
     <w:p>
@@ -2276,7 +2272,7 @@
           <w:szCs w:val="28"/>
           <w:rFonts w:ascii="Times New Roman" w:cs="Times New Roman" w:eastAsia="Times New Roman" w:hAnsi="Times New Roman"/>
         </w:rPr>
-        <w:t xml:space="preserve">P — Termos de Perfil de ICRS</w:t>
+        <w:t xml:space="preserve">I — Termos de ICRS</w:t>
       </w:r>
     </w:p>
     <w:p>
@@ -2295,7 +2291,7 @@
           <w:szCs w:val="24"/>
           <w:rFonts w:ascii="Times New Roman" w:cs="Times New Roman" w:eastAsia="Times New Roman" w:hAnsi="Times New Roman"/>
         </w:rPr>
-        <w:t xml:space="preserve">Perfil do Anel (Cross-Section Profile)</w:t>
+        <w:t xml:space="preserve">ICRS — Intracorneal Ring Segment (Segmento de Anel Intracorneano)</w:t>
       </w:r>
     </w:p>
     <w:p>
@@ -2332,7 +2328,7 @@
           <w:szCs w:val="22"/>
           <w:rFonts w:ascii="Times New Roman" w:cs="Times New Roman" w:eastAsia="Times New Roman" w:hAnsi="Times New Roman"/>
         </w:rPr>
-        <w:t xml:space="preserve"> Se você cortasse o anel intracorneano ao meio transversalmente, que formato você veria? Triangular, arredondado, hexagonal? Esse formato determina como a força é distribuída na córnea.</w:t>
+        <w:t xml:space="preserve"> Um pequeno implante de plástico (PMMA) inserido dentro da córnea para corrigi-la mecanicamente nas doenças que deformam sua curvatura.</w:t>
       </w:r>
     </w:p>
     <w:p>
@@ -2369,192 +2365,7 @@
           <w:szCs w:val="22"/>
           <w:rFonts w:ascii="Times New Roman" w:cs="Times New Roman" w:eastAsia="Times New Roman" w:hAnsi="Times New Roman"/>
         </w:rPr>
-        <w:t xml:space="preserve"> Geometria da seção transversal do implante ICRS. Determina a distribuição de Von Mises na interface implante-estroma:</w:t>
-      </w:r>
-    </w:p>
-    <w:p>
-      <w:pPr>
-        <w:spacing w:before="0" w:after="85" w:line="260"/>
-        <w:ind w:left="566"/>
-      </w:pPr>
-      <w:r>
-        <w:rPr>
-          <w:b/>
-          <w:bCs/>
-          <w:color w:val="2E5FAB"/>
-          <w:sz w:val="22"/>
-          <w:szCs w:val="22"/>
-          <w:rFonts w:ascii="Times New Roman" w:cs="Times New Roman" w:eastAsia="Times New Roman" w:hAnsi="Times New Roman"/>
-        </w:rPr>
-        <w:t xml:space="preserve">• </w:t>
-      </w:r>
-      <w:r>
-        <w:rPr>
-          <w:b/>
-          <w:bCs/>
-          <w:color w:val="1A1A1A"/>
-          <w:sz w:val="22"/>
-          <w:szCs w:val="22"/>
-          <w:rFonts w:ascii="Times New Roman" w:cs="Times New Roman" w:eastAsia="Times New Roman" w:hAnsi="Times New Roman"/>
-        </w:rPr>
-        <w:t xml:space="preserve">Triangular:</w:t>
-      </w:r>
-      <w:r>
-        <w:rPr>
-          <w:color w:val="1A1A1A"/>
-          <w:sz w:val="22"/>
-          <w:szCs w:val="22"/>
-          <w:rFonts w:ascii="Times New Roman" w:cs="Times New Roman" w:eastAsia="Times New Roman" w:hAnsi="Times New Roman"/>
-        </w:rPr>
-        <w:t xml:space="preserve"> ápice agudo, σ_VM focal 140-170 kPa (Ferrara, Keraring)</w:t>
-      </w:r>
-    </w:p>
-    <w:p>
-      <w:pPr>
-        <w:spacing w:before="0" w:after="85" w:line="260"/>
-        <w:ind w:left="566"/>
-      </w:pPr>
-      <w:r>
-        <w:rPr>
-          <w:b/>
-          <w:bCs/>
-          <w:color w:val="2E5FAB"/>
-          <w:sz w:val="22"/>
-          <w:szCs w:val="22"/>
-          <w:rFonts w:ascii="Times New Roman" w:cs="Times New Roman" w:eastAsia="Times New Roman" w:hAnsi="Times New Roman"/>
-        </w:rPr>
-        <w:t xml:space="preserve">• </w:t>
-      </w:r>
-      <w:r>
-        <w:rPr>
-          <w:b/>
-          <w:bCs/>
-          <w:color w:val="1A1A1A"/>
-          <w:sz w:val="22"/>
-          <w:szCs w:val="22"/>
-          <w:rFonts w:ascii="Times New Roman" w:cs="Times New Roman" w:eastAsia="Times New Roman" w:hAnsi="Times New Roman"/>
-        </w:rPr>
-        <w:t xml:space="preserve">Prismático-trapezoidal:</w:t>
-      </w:r>
-      <w:r>
-        <w:rPr>
-          <w:color w:val="1A1A1A"/>
-          <w:sz w:val="22"/>
-          <w:szCs w:val="22"/>
-          <w:rFonts w:ascii="Times New Roman" w:cs="Times New Roman" w:eastAsia="Times New Roman" w:hAnsi="Times New Roman"/>
-        </w:rPr>
-        <w:t xml:space="preserve"> bordas chanfradas, σ_VM 110-130 kPa (AJL PRO+)</w:t>
-      </w:r>
-    </w:p>
-    <w:p>
-      <w:pPr>
-        <w:spacing w:before="0" w:after="85" w:line="260"/>
-        <w:ind w:left="566"/>
-      </w:pPr>
-      <w:r>
-        <w:rPr>
-          <w:b/>
-          <w:bCs/>
-          <w:color w:val="2E5FAB"/>
-          <w:sz w:val="22"/>
-          <w:szCs w:val="22"/>
-          <w:rFonts w:ascii="Times New Roman" w:cs="Times New Roman" w:eastAsia="Times New Roman" w:hAnsi="Times New Roman"/>
-        </w:rPr>
-        <w:t xml:space="preserve">• </w:t>
-      </w:r>
-      <w:r>
-        <w:rPr>
-          <w:b/>
-          <w:bCs/>
-          <w:color w:val="1A1A1A"/>
-          <w:sz w:val="22"/>
-          <w:szCs w:val="22"/>
-          <w:rFonts w:ascii="Times New Roman" w:cs="Times New Roman" w:eastAsia="Times New Roman" w:hAnsi="Times New Roman"/>
-        </w:rPr>
-        <w:t xml:space="preserve">Hexagonal:</w:t>
-      </w:r>
-      <w:r>
-        <w:rPr>
-          <w:color w:val="1A1A1A"/>
-          <w:sz w:val="22"/>
-          <w:szCs w:val="22"/>
-          <w:rFonts w:ascii="Times New Roman" w:cs="Times New Roman" w:eastAsia="Times New Roman" w:hAnsi="Times New Roman"/>
-        </w:rPr>
-        <w:t xml:space="preserve"> topo plano, σ_VM 95-110 kPa (Intacs)</w:t>
-      </w:r>
-    </w:p>
-    <w:p>
-      <w:pPr>
-        <w:spacing w:before="0" w:after="85" w:line="260"/>
-        <w:ind w:left="566"/>
-      </w:pPr>
-      <w:r>
-        <w:rPr>
-          <w:b/>
-          <w:bCs/>
-          <w:color w:val="2E5FAB"/>
-          <w:sz w:val="22"/>
-          <w:szCs w:val="22"/>
-          <w:rFonts w:ascii="Times New Roman" w:cs="Times New Roman" w:eastAsia="Times New Roman" w:hAnsi="Times New Roman"/>
-        </w:rPr>
-        <w:t xml:space="preserve">• </w:t>
-      </w:r>
-      <w:r>
-        <w:rPr>
-          <w:b/>
-          <w:bCs/>
-          <w:color w:val="1A1A1A"/>
-          <w:sz w:val="22"/>
-          <w:szCs w:val="22"/>
-          <w:rFonts w:ascii="Times New Roman" w:cs="Times New Roman" w:eastAsia="Times New Roman" w:hAnsi="Times New Roman"/>
-        </w:rPr>
-        <w:t xml:space="preserve">Arredondado (edgeless):</w:t>
-      </w:r>
-      <w:r>
-        <w:rPr>
-          <w:color w:val="1A1A1A"/>
-          <w:sz w:val="22"/>
-          <w:szCs w:val="22"/>
-          <w:rFonts w:ascii="Times New Roman" w:cs="Times New Roman" w:eastAsia="Times New Roman" w:hAnsi="Times New Roman"/>
-        </w:rPr>
-        <w:t xml:space="preserve"> sem bordas, σ_VM 81-100 kPa (CornealRing)</w:t>
-      </w:r>
-    </w:p>
-    <w:p>
-      <w:pPr>
-        <w:spacing w:before="0" w:after="85" w:line="260"/>
-        <w:ind w:left="566"/>
-      </w:pPr>
-      <w:r>
-        <w:rPr>
-          <w:b/>
-          <w:bCs/>
-          <w:color w:val="2E5FAB"/>
-          <w:sz w:val="22"/>
-          <w:szCs w:val="22"/>
-          <w:rFonts w:ascii="Times New Roman" w:cs="Times New Roman" w:eastAsia="Times New Roman" w:hAnsi="Times New Roman"/>
-        </w:rPr>
-        <w:t xml:space="preserve">• </w:t>
-      </w:r>
-      <w:r>
-        <w:rPr>
-          <w:b/>
-          <w:bCs/>
-          <w:color w:val="1A1A1A"/>
-          <w:sz w:val="22"/>
-          <w:szCs w:val="22"/>
-          <w:rFonts w:ascii="Times New Roman" w:cs="Times New Roman" w:eastAsia="Times New Roman" w:hAnsi="Times New Roman"/>
-        </w:rPr>
-        <w:t xml:space="preserve">Elipsóide/Fusiforme:</w:t>
-      </w:r>
-      <w:r>
-        <w:rPr>
-          <w:color w:val="1A1A1A"/>
-          <w:sz w:val="22"/>
-          <w:szCs w:val="22"/>
-          <w:rFonts w:ascii="Times New Roman" w:cs="Times New Roman" w:eastAsia="Times New Roman" w:hAnsi="Times New Roman"/>
-        </w:rPr>
-        <w:t xml:space="preserve"> biconvexo, arco 320°, σ_VM semi-focal (Ferrara HM)</w:t>
+        <w:t xml:space="preserve"> Implante intraestromal de polimetilmetacrilato (PMMA) com geometria de arco, implantado a 70-80% da paquimetria local por cirurgia a laser femtossegundo ou dissector manual. Gera vetores de força (VR, VT, Vτ, VComa) que redistribuem a tensão estromal e reduzem a ectasia.</w:t>
       </w:r>
     </w:p>
     <w:p>
@@ -2591,7 +2402,7 @@
           <w:szCs w:val="22"/>
           <w:rFonts w:ascii="Times New Roman" w:cs="Times New Roman" w:eastAsia="Times New Roman" w:hAnsi="Times New Roman"/>
         </w:rPr>
-        <w:t xml:space="preserve"> CH-002, CH-015</w:t>
+        <w:t xml:space="preserve"> CH-002 a CH-010</w:t>
       </w:r>
     </w:p>
     <w:p>
@@ -2601,23 +2412,6 @@
         </w:pBdr>
         <w:spacing w:before="226" w:after="226"/>
       </w:pPr>
-    </w:p>
-    <w:p>
-      <w:pPr>
-        <w:pStyle w:val="Heading2"/>
-        <w:spacing w:before="510" w:after="170"/>
-      </w:pPr>
-      <w:r>
-        <w:rPr>
-          <w:b/>
-          <w:bCs/>
-          <w:color w:val="2E5FAB"/>
-          <w:sz w:val="28"/>
-          <w:szCs w:val="28"/>
-          <w:rFonts w:ascii="Times New Roman" w:cs="Times New Roman" w:eastAsia="Times New Roman" w:hAnsi="Times New Roman"/>
-        </w:rPr>
-        <w:t xml:space="preserve">V — Vetores do Atlas</w:t>
-      </w:r>
     </w:p>
     <w:p>
       <w:pPr>
@@ -2635,7 +2429,7 @@
           <w:szCs w:val="24"/>
           <w:rFonts w:ascii="Times New Roman" w:cs="Times New Roman" w:eastAsia="Times New Roman" w:hAnsi="Times New Roman"/>
         </w:rPr>
-        <w:t xml:space="preserve">VR — Vetor Radial</w:t>
+        <w:t xml:space="preserve">ICE — Índice de Coerência de Eixos (Axis Coherence Index)</w:t>
       </w:r>
     </w:p>
     <w:p>
@@ -2672,7 +2466,7 @@
           <w:szCs w:val="22"/>
           <w:rFonts w:ascii="Times New Roman" w:cs="Times New Roman" w:eastAsia="Times New Roman" w:hAnsi="Times New Roman"/>
         </w:rPr>
-        <w:t xml:space="preserve"> A força principal que o anel aplica na córnea, empurrando-a para "achatar" o cone no centro. Dirige-se de onde está o anel para fora (centrífugamente). ⚠️ Errata comum: VR é centrífugo, não centrípeto — o anel separa as lamelas; a tração resultante cria o aplainamento central.</w:t>
+        <w:t xml:space="preserve"> Uma nota matemática de 0 a 1 que mede o quanto a topografia e a refração do paciente concordam. Se o ICE for baixo (&lt; 0.7), colocar o anel na topografia vai deixar o paciente enxergando mal de óculos.</w:t>
       </w:r>
     </w:p>
     <w:p>
@@ -2709,27 +2503,7 @@
           <w:szCs w:val="22"/>
           <w:rFonts w:ascii="Times New Roman" w:cs="Times New Roman" w:eastAsia="Times New Roman" w:hAnsi="Times New Roman"/>
         </w:rPr>
-        <w:t xml:space="preserve"> Componente de força perpendicular ao anel, direcionada centricamente (</w:t>
-      </w:r>
-      <w:r>
-        <w:rPr>
-          <w:i/>
-          <w:iCs/>
-          <w:color w:val="1A1A1A"/>
-          <w:sz w:val="22"/>
-          <w:szCs w:val="22"/>
-          <w:rFonts w:ascii="Times New Roman" w:cs="Times New Roman" w:eastAsia="Times New Roman" w:hAnsi="Times New Roman"/>
-        </w:rPr>
-        <w:t xml:space="preserve">centrifugal</w:t>
-      </w:r>
-      <w:r>
-        <w:rPr>
-          <w:color w:val="1A1A1A"/>
-          <w:sz w:val="22"/>
-          <w:szCs w:val="22"/>
-          <w:rFonts w:ascii="Times New Roman" w:cs="Times New Roman" w:eastAsia="Times New Roman" w:hAnsi="Times New Roman"/>
-        </w:rPr>
-        <w:t xml:space="preserve"> em relação ao implante), gerada pelo arc-shortening das fibras radiais 🔴.</w:t>
+        <w:t xml:space="preserve"> Grau de correlação entre o Cyl Topográfico e o Cyl Refracional em magnitude e eixo vetorial, indicando acoplamento estrutural vs óptico.</w:t>
       </w:r>
     </w:p>
     <w:p>
@@ -2766,7 +2540,7 @@
           <w:szCs w:val="22"/>
           <w:rFonts w:ascii="Times New Roman" w:cs="Times New Roman" w:eastAsia="Times New Roman" w:hAnsi="Times New Roman"/>
         </w:rPr>
-        <w:t xml:space="preserve"> CH-004</w:t>
+        <w:t xml:space="preserve"> CH-010</w:t>
       </w:r>
     </w:p>
     <w:p>
@@ -2785,7 +2559,7 @@
           <w:szCs w:val="24"/>
           <w:rFonts w:ascii="Times New Roman" w:cs="Times New Roman" w:eastAsia="Times New Roman" w:hAnsi="Times New Roman"/>
         </w:rPr>
-        <w:t xml:space="preserve">VT — Vetor Tangencial</w:t>
+        <w:t xml:space="preserve">IDT — Índice de Deslocamento Topográfico</w:t>
       </w:r>
     </w:p>
     <w:p>
@@ -2822,7 +2596,7 @@
           <w:szCs w:val="22"/>
           <w:rFonts w:ascii="Times New Roman" w:cs="Times New Roman" w:eastAsia="Times New Roman" w:hAnsi="Times New Roman"/>
         </w:rPr>
-        <w:t xml:space="preserve"> A força que o anel exerce ao longo de seus extremos (pontas), rodando o eixo do astigmatismo e distribuindo tensão circunferentially.</w:t>
+        <w:t xml:space="preserve"> Distância entre o pico mais quente do cone e a pupila. Cones muito descentrados exigem anéis assimétricos gigantes apenas de um lado.</w:t>
       </w:r>
     </w:p>
     <w:p>
@@ -2859,7 +2633,7 @@
           <w:szCs w:val="22"/>
           <w:rFonts w:ascii="Times New Roman" w:cs="Times New Roman" w:eastAsia="Times New Roman" w:hAnsi="Times New Roman"/>
         </w:rPr>
-        <w:t xml:space="preserve"> Componente tangencial gerado pela tração diferencial das fibras tangenciais 🔵 nas extremidades do segmento. Responsável pela regularização do astigmatismo e pelo Efeito de Acoplamento (via Coeficiente de Poisson).</w:t>
+        <w:t xml:space="preserve"> Vetor 2D marcando as coordenadas (X,Y) do ápice de máxima elevação posterior relativo ao COF. Determina a necessidade de VComa.</w:t>
       </w:r>
     </w:p>
     <w:p>
@@ -2896,7 +2670,24 @@
           <w:szCs w:val="22"/>
           <w:rFonts w:ascii="Times New Roman" w:cs="Times New Roman" w:eastAsia="Times New Roman" w:hAnsi="Times New Roman"/>
         </w:rPr>
-        <w:t xml:space="preserve"> CH-005</w:t>
+        <w:t xml:space="preserve"> CH-007</w:t>
+      </w:r>
+    </w:p>
+    <w:p>
+      <w:pPr>
+        <w:pStyle w:val="Heading2"/>
+        <w:spacing w:before="510" w:after="170"/>
+      </w:pPr>
+      <w:r>
+        <w:rPr>
+          <w:b/>
+          <w:bCs/>
+          <w:color w:val="2E5FAB"/>
+          <w:sz w:val="28"/>
+          <w:szCs w:val="28"/>
+          <w:rFonts w:ascii="Times New Roman" w:cs="Times New Roman" w:eastAsia="Times New Roman" w:hAnsi="Times New Roman"/>
+        </w:rPr>
+        <w:t xml:space="preserve">K — Termos de Ceratocone</w:t>
       </w:r>
     </w:p>
     <w:p>
@@ -2915,7 +2706,7 @@
           <w:szCs w:val="24"/>
           <w:rFonts w:ascii="Times New Roman" w:cs="Times New Roman" w:eastAsia="Times New Roman" w:hAnsi="Times New Roman"/>
         </w:rPr>
-        <w:t xml:space="preserve">Vτ — Vetor de Torque</w:t>
+        <w:t xml:space="preserve">KC — Ceratocone (Keratoconus)</w:t>
       </w:r>
     </w:p>
     <w:p>
@@ -2952,7 +2743,7 @@
           <w:szCs w:val="22"/>
           <w:rFonts w:ascii="Times New Roman" w:cs="Times New Roman" w:eastAsia="Times New Roman" w:hAnsi="Times New Roman"/>
         </w:rPr>
-        <w:t xml:space="preserve"> A força de rotação gerada quando os dois segmentos têm espessuras diferentes — como uma balança desequilibrada que empurra o ápice do cone de volta ao centro.</w:t>
+        <w:t xml:space="preserve"> Uma doença em que a córnea perde sua forma esférica e se afunila como um cone — causando distorção visual progressiva.</w:t>
       </w:r>
     </w:p>
     <w:p>
@@ -2989,27 +2780,7 @@
           <w:szCs w:val="22"/>
           <w:rFonts w:ascii="Times New Roman" w:cs="Times New Roman" w:eastAsia="Times New Roman" w:hAnsi="Times New Roman"/>
         </w:rPr>
-        <w:t xml:space="preserve"> Momento torcional gerado pela diferença de espessura entre segmentos assimétricos (</w:t>
-      </w:r>
-      <w:r>
-        <w:rPr>
-          <w:i/>
-          <w:iCs/>
-          <w:color w:val="1A1A1A"/>
-          <w:sz w:val="22"/>
-          <w:szCs w:val="22"/>
-          <w:rFonts w:ascii="Times New Roman" w:cs="Times New Roman" w:eastAsia="Times New Roman" w:hAnsi="Times New Roman"/>
-        </w:rPr>
-        <w:t xml:space="preserve">tapered</w:t>
-      </w:r>
-      <w:r>
-        <w:rPr>
-          <w:color w:val="1A1A1A"/>
-          <w:sz w:val="22"/>
-          <w:szCs w:val="22"/>
-          <w:rFonts w:ascii="Times New Roman" w:cs="Times New Roman" w:eastAsia="Times New Roman" w:hAnsi="Times New Roman"/>
-        </w:rPr>
-        <w:t xml:space="preserve">). Atua sobre as fibras oblíquas 🟢 (ou as substitui, no caso KC). Quantificado como: Vτ = ΔF × d (diferença de força × distância entre pontas).</w:t>
+        <w:t xml:space="preserve"> Ectasia corneana primária caracterizada por afinamento estromal assimétrico, protrusão anterior e degradação do colágeno mediada por metaloproteinases (MMP-2, MMP-9). Causa: degradação dos proteoglicanos de ancoragem (decorina, lumicana) → perda das fibras oblíquas interlamelares → deslizamento lamelar → amplificação da deformação pela PIO.</w:t>
       </w:r>
     </w:p>
     <w:p>
@@ -3046,7 +2817,7 @@
           <w:szCs w:val="22"/>
           <w:rFonts w:ascii="Times New Roman" w:cs="Times New Roman" w:eastAsia="Times New Roman" w:hAnsi="Times New Roman"/>
         </w:rPr>
-        <w:t xml:space="preserve"> CH-006</w:t>
+        <w:t xml:space="preserve"> CH-001, CH-002, CH-003</w:t>
       </w:r>
     </w:p>
     <w:p>
@@ -3071,7 +2842,7 @@
           <w:szCs w:val="28"/>
           <w:rFonts w:ascii="Times New Roman" w:cs="Times New Roman" w:eastAsia="Times New Roman" w:hAnsi="Times New Roman"/>
         </w:rPr>
-        <w:t xml:space="preserve">X — Crosslinking</w:t>
+        <w:t xml:space="preserve">M — Termos de Módulo de Elasticidade</w:t>
       </w:r>
     </w:p>
     <w:p>
@@ -3090,7 +2861,7 @@
           <w:szCs w:val="24"/>
           <w:rFonts w:ascii="Times New Roman" w:cs="Times New Roman" w:eastAsia="Times New Roman" w:hAnsi="Times New Roman"/>
         </w:rPr>
-        <w:t xml:space="preserve">CXL — Crosslinking Corneano (Riboflavina + UVA)</w:t>
+        <w:t xml:space="preserve">Módulo de Young (Módulo de Elasticidade / E)</w:t>
       </w:r>
     </w:p>
     <w:p>
@@ -3127,7 +2898,7 @@
           <w:szCs w:val="22"/>
           <w:rFonts w:ascii="Times New Roman" w:cs="Times New Roman" w:eastAsia="Times New Roman" w:hAnsi="Times New Roman"/>
         </w:rPr>
-        <w:t xml:space="preserve"> Um procedimento que "solda quimicamente" as fibras de colágeno da córnea para freiar a progressão do ceratocone. A riboflavina absorve a luz ultravioleta e cria ligações químicas novas entre as fibras.</w:t>
+        <w:t xml:space="preserve"> Uma medida de "rigidez" de um material — o quanto de força é necessário para deformá-lo uma certa quantidade. Aço = altíssimo; borracha = baixo; córnea normal: intermediário.</w:t>
       </w:r>
     </w:p>
     <w:p>
@@ -3164,81 +2935,44 @@
           <w:szCs w:val="22"/>
           <w:rFonts w:ascii="Times New Roman" w:cs="Times New Roman" w:eastAsia="Times New Roman" w:hAnsi="Times New Roman"/>
         </w:rPr>
-        <w:t xml:space="preserve"> Aplicação de riboflavina (vitamina B2) como fotossensibilizador + luz UVA (365 nm, 3-9 mW/cm²) para criar ligações covalentes (crosslinks) interfibrilares e interlamelares no estroma corneano. Efeito: aumento do módulo de Young em 2-3× nos primeiros 300 µm. Zona de demarcação: ~300-400 µm de profundidade (limitada pelo consumo de oxigênio pelo tecido).</w:t>
-      </w:r>
-    </w:p>
-    <w:p>
-      <w:pPr>
-        <w:spacing w:before="0" w:after="85" w:line="260"/>
-        <w:ind w:left="283"/>
-      </w:pPr>
-      <w:r>
-        <w:rPr>
-          <w:b/>
-          <w:bCs/>
-          <w:color w:val="2E5FAB"/>
-          <w:sz w:val="22"/>
-          <w:szCs w:val="22"/>
-          <w:rFonts w:ascii="Times New Roman" w:cs="Times New Roman" w:eastAsia="Times New Roman" w:hAnsi="Times New Roman"/>
-        </w:rPr>
-        <w:t xml:space="preserve">• </w:t>
-      </w:r>
-      <w:r>
-        <w:rPr>
-          <w:b/>
-          <w:bCs/>
-          <w:color w:val="1A1A1A"/>
-          <w:sz w:val="22"/>
-          <w:szCs w:val="22"/>
-          <w:rFonts w:ascii="Times New Roman" w:cs="Times New Roman" w:eastAsia="Times New Roman" w:hAnsi="Times New Roman"/>
-        </w:rPr>
-        <w:t xml:space="preserve">Impacto no ICRS:</w:t>
-      </w:r>
-      <w:r>
-        <w:rPr>
-          <w:color w:val="1A1A1A"/>
-          <w:sz w:val="22"/>
-          <w:szCs w:val="22"/>
-          <w:rFonts w:ascii="Times New Roman" w:cs="Times New Roman" w:eastAsia="Times New Roman" w:hAnsi="Times New Roman"/>
-        </w:rPr>
-        <w:t xml:space="preserve"> Criar uma barreira rígida nos 300 µm anteriores que reduz a eficácia do arc-shortening.</w:t>
-      </w:r>
-    </w:p>
-    <w:p>
-      <w:pPr>
-        <w:spacing w:before="0" w:after="85" w:line="260"/>
-        <w:ind w:left="283"/>
-      </w:pPr>
-      <w:r>
-        <w:rPr>
-          <w:b/>
-          <w:bCs/>
-          <w:color w:val="2E5FAB"/>
-          <w:sz w:val="22"/>
-          <w:szCs w:val="22"/>
-          <w:rFonts w:ascii="Times New Roman" w:cs="Times New Roman" w:eastAsia="Times New Roman" w:hAnsi="Times New Roman"/>
-        </w:rPr>
-        <w:t xml:space="preserve">• </w:t>
-      </w:r>
-      <w:r>
-        <w:rPr>
-          <w:b/>
-          <w:bCs/>
-          <w:color w:val="1A1A1A"/>
-          <w:sz w:val="22"/>
-          <w:szCs w:val="22"/>
-          <w:rFonts w:ascii="Times New Roman" w:cs="Times New Roman" w:eastAsia="Times New Roman" w:hAnsi="Times New Roman"/>
-        </w:rPr>
-        <w:t xml:space="preserve">Referência canônica:</w:t>
-      </w:r>
-      <w:r>
-        <w:rPr>
-          <w:color w:val="1A1A1A"/>
-          <w:sz w:val="22"/>
-          <w:szCs w:val="22"/>
-          <w:rFonts w:ascii="Times New Roman" w:cs="Times New Roman" w:eastAsia="Times New Roman" w:hAnsi="Times New Roman"/>
-        </w:rPr>
-        <w:t xml:space="preserve"> ✅ Wollensak G et al. Am J Ophthalmol. 2003. doi:10.1016/S0002-9394(02)02220-1</w:t>
+        <w:t xml:space="preserve"> E = σ / ε (Tensão / Deformação). Para a córnea KC virgem: E ≈ 0.3–2.0 MPa (variável com profundidade e hidratação). Após CXL: E aumenta 2-3× nos 300 µm anteriores (✅ Wollensak 2003; Kohlhaas 2006). Anisotropia importante: E varia com a direção (meridianos ortogonais vs tangenciais).</w:t>
+      </w:r>
+    </w:p>
+    <w:p>
+      <w:pPr>
+        <w:spacing w:before="0" w:after="85" w:line="260"/>
+        <w:ind w:left="283"/>
+      </w:pPr>
+      <w:r>
+        <w:rPr>
+          <w:b/>
+          <w:bCs/>
+          <w:color w:val="2E5FAB"/>
+          <w:sz w:val="22"/>
+          <w:szCs w:val="22"/>
+          <w:rFonts w:ascii="Times New Roman" w:cs="Times New Roman" w:eastAsia="Times New Roman" w:hAnsi="Times New Roman"/>
+        </w:rPr>
+        <w:t xml:space="preserve">• </w:t>
+      </w:r>
+      <w:r>
+        <w:rPr>
+          <w:b/>
+          <w:bCs/>
+          <w:color w:val="1A1A1A"/>
+          <w:sz w:val="22"/>
+          <w:szCs w:val="22"/>
+          <w:rFonts w:ascii="Times New Roman" w:cs="Times New Roman" w:eastAsia="Times New Roman" w:hAnsi="Times New Roman"/>
+        </w:rPr>
+        <w:t xml:space="preserve">Impacto ICRS:</w:t>
+      </w:r>
+      <w:r>
+        <w:rPr>
+          <w:color w:val="1A1A1A"/>
+          <w:sz w:val="22"/>
+          <w:szCs w:val="22"/>
+          <w:rFonts w:ascii="Times New Roman" w:cs="Times New Roman" w:eastAsia="Times New Roman" w:hAnsi="Times New Roman"/>
+        </w:rPr>
+        <w:t xml:space="preserve"> E maior (pós-CXL) = menor deslizamento lamelar = menor VR efetivo.</w:t>
       </w:r>
     </w:p>
     <w:p>
@@ -3275,7 +3009,7 @@
           <w:szCs w:val="22"/>
           <w:rFonts w:ascii="Times New Roman" w:cs="Times New Roman" w:eastAsia="Times New Roman" w:hAnsi="Times New Roman"/>
         </w:rPr>
-        <w:t xml:space="preserve"> CH-015</w:t>
+        <w:t xml:space="preserve"> CH-002, CH-015</w:t>
       </w:r>
     </w:p>
     <w:p>
@@ -3300,7 +3034,7 @@
           <w:szCs w:val="28"/>
           <w:rFonts w:ascii="Times New Roman" w:cs="Times New Roman" w:eastAsia="Times New Roman" w:hAnsi="Times New Roman"/>
         </w:rPr>
-        <w:t xml:space="preserve">WAXS — Wide-Angle X-Ray Scattering</w:t>
+        <w:t xml:space="preserve">P — Termos de Perfil de ICRS</w:t>
       </w:r>
     </w:p>
     <w:p>
@@ -3319,7 +3053,7 @@
           <w:szCs w:val="24"/>
           <w:rFonts w:ascii="Times New Roman" w:cs="Times New Roman" w:eastAsia="Times New Roman" w:hAnsi="Times New Roman"/>
         </w:rPr>
-        <w:t xml:space="preserve">WAXS (Difração de Raios-X de Grande Ângulo)</w:t>
+        <w:t xml:space="preserve">Perfil do Anel (Cross-Section Profile)</w:t>
       </w:r>
     </w:p>
     <w:p>
@@ -3356,7 +3090,7 @@
           <w:szCs w:val="22"/>
           <w:rFonts w:ascii="Times New Roman" w:cs="Times New Roman" w:eastAsia="Times New Roman" w:hAnsi="Times New Roman"/>
         </w:rPr>
-        <w:t xml:space="preserve"> Uma técnica de raios-X que revela a orientação de cada fibra de colágeno na córnea — como um GPS das fibras, mostrando onde cada uma aponta.</w:t>
+        <w:t xml:space="preserve"> Se você cortasse o anel intracorneano ao meio transversalmente, que formato você veria? Triangular, arredondado, hexagonal? Esse formato determina como a força é distribuída na córnea.</w:t>
       </w:r>
     </w:p>
     <w:p>
@@ -3393,64 +3127,192 @@
           <w:szCs w:val="22"/>
           <w:rFonts w:ascii="Times New Roman" w:cs="Times New Roman" w:eastAsia="Times New Roman" w:hAnsi="Times New Roman"/>
         </w:rPr>
-        <w:t xml:space="preserve"> Técnica de cristalografia de raios-X que mede a periodicidade de fibrilas de colágeno tipo I. Permite mapear a orientação preferencial das fibras em seções corneanas planas. Resolução espacial: ~1-2 mm². Aplicado à córnea por Meek KM, Boote C (2004, 2009): demonstrou o padrão "+" de fibras radiais no centro e o annulus limbal de fibras tangenciais.</w:t>
-      </w:r>
-    </w:p>
-    <w:p>
-      <w:pPr>
-        <w:spacing w:before="0" w:after="85" w:line="260"/>
-        <w:ind w:left="283"/>
-      </w:pPr>
-      <w:r>
-        <w:rPr>
-          <w:b/>
-          <w:bCs/>
-          <w:color w:val="2E5FAB"/>
-          <w:sz w:val="22"/>
-          <w:szCs w:val="22"/>
-          <w:rFonts w:ascii="Times New Roman" w:cs="Times New Roman" w:eastAsia="Times New Roman" w:hAnsi="Times New Roman"/>
-        </w:rPr>
-        <w:t xml:space="preserve">• </w:t>
-      </w:r>
-      <w:r>
-        <w:rPr>
-          <w:b/>
-          <w:bCs/>
-          <w:color w:val="1A1A1A"/>
-          <w:sz w:val="22"/>
-          <w:szCs w:val="22"/>
-          <w:rFonts w:ascii="Times New Roman" w:cs="Times New Roman" w:eastAsia="Times New Roman" w:hAnsi="Times New Roman"/>
-        </w:rPr>
-        <w:t xml:space="preserve">Referência canônica:</w:t>
-      </w:r>
-      <w:r>
-        <w:rPr>
-          <w:color w:val="1A1A1A"/>
-          <w:sz w:val="22"/>
-          <w:szCs w:val="22"/>
-          <w:rFonts w:ascii="Times New Roman" w:cs="Times New Roman" w:eastAsia="Times New Roman" w:hAnsi="Times New Roman"/>
-        </w:rPr>
-        <w:t xml:space="preserve"> ✅ Meek KM, Boote C. </w:t>
-      </w:r>
-      <w:r>
-        <w:rPr>
-          <w:i/>
-          <w:iCs/>
-          <w:color w:val="1A1A1A"/>
-          <w:sz w:val="22"/>
-          <w:szCs w:val="22"/>
-          <w:rFonts w:ascii="Times New Roman" w:cs="Times New Roman" w:eastAsia="Times New Roman" w:hAnsi="Times New Roman"/>
-        </w:rPr>
-        <w:t xml:space="preserve">Progress in Retinal and Eye Research</w:t>
-      </w:r>
-      <w:r>
-        <w:rPr>
-          <w:color w:val="1A1A1A"/>
-          <w:sz w:val="22"/>
-          <w:szCs w:val="22"/>
-          <w:rFonts w:ascii="Times New Roman" w:cs="Times New Roman" w:eastAsia="Times New Roman" w:hAnsi="Times New Roman"/>
-        </w:rPr>
-        <w:t xml:space="preserve">. 2004; 2009.</w:t>
+        <w:t xml:space="preserve"> Geometria da seção transversal do implante ICRS. Determina a distribuição de Von Mises na interface implante-estroma:</w:t>
+      </w:r>
+    </w:p>
+    <w:p>
+      <w:pPr>
+        <w:spacing w:before="0" w:after="85" w:line="260"/>
+        <w:ind w:left="566"/>
+      </w:pPr>
+      <w:r>
+        <w:rPr>
+          <w:b/>
+          <w:bCs/>
+          <w:color w:val="2E5FAB"/>
+          <w:sz w:val="22"/>
+          <w:szCs w:val="22"/>
+          <w:rFonts w:ascii="Times New Roman" w:cs="Times New Roman" w:eastAsia="Times New Roman" w:hAnsi="Times New Roman"/>
+        </w:rPr>
+        <w:t xml:space="preserve">• </w:t>
+      </w:r>
+      <w:r>
+        <w:rPr>
+          <w:b/>
+          <w:bCs/>
+          <w:color w:val="1A1A1A"/>
+          <w:sz w:val="22"/>
+          <w:szCs w:val="22"/>
+          <w:rFonts w:ascii="Times New Roman" w:cs="Times New Roman" w:eastAsia="Times New Roman" w:hAnsi="Times New Roman"/>
+        </w:rPr>
+        <w:t xml:space="preserve">Triangular:</w:t>
+      </w:r>
+      <w:r>
+        <w:rPr>
+          <w:color w:val="1A1A1A"/>
+          <w:sz w:val="22"/>
+          <w:szCs w:val="22"/>
+          <w:rFonts w:ascii="Times New Roman" w:cs="Times New Roman" w:eastAsia="Times New Roman" w:hAnsi="Times New Roman"/>
+        </w:rPr>
+        <w:t xml:space="preserve"> ápice agudo, σ_VM focal 140-170 kPa (Ferrara, Keraring)</w:t>
+      </w:r>
+    </w:p>
+    <w:p>
+      <w:pPr>
+        <w:spacing w:before="0" w:after="85" w:line="260"/>
+        <w:ind w:left="566"/>
+      </w:pPr>
+      <w:r>
+        <w:rPr>
+          <w:b/>
+          <w:bCs/>
+          <w:color w:val="2E5FAB"/>
+          <w:sz w:val="22"/>
+          <w:szCs w:val="22"/>
+          <w:rFonts w:ascii="Times New Roman" w:cs="Times New Roman" w:eastAsia="Times New Roman" w:hAnsi="Times New Roman"/>
+        </w:rPr>
+        <w:t xml:space="preserve">• </w:t>
+      </w:r>
+      <w:r>
+        <w:rPr>
+          <w:b/>
+          <w:bCs/>
+          <w:color w:val="1A1A1A"/>
+          <w:sz w:val="22"/>
+          <w:szCs w:val="22"/>
+          <w:rFonts w:ascii="Times New Roman" w:cs="Times New Roman" w:eastAsia="Times New Roman" w:hAnsi="Times New Roman"/>
+        </w:rPr>
+        <w:t xml:space="preserve">Prismático-trapezoidal:</w:t>
+      </w:r>
+      <w:r>
+        <w:rPr>
+          <w:color w:val="1A1A1A"/>
+          <w:sz w:val="22"/>
+          <w:szCs w:val="22"/>
+          <w:rFonts w:ascii="Times New Roman" w:cs="Times New Roman" w:eastAsia="Times New Roman" w:hAnsi="Times New Roman"/>
+        </w:rPr>
+        <w:t xml:space="preserve"> bordas chanfradas, σ_VM 110-130 kPa (AJL PRO+)</w:t>
+      </w:r>
+    </w:p>
+    <w:p>
+      <w:pPr>
+        <w:spacing w:before="0" w:after="85" w:line="260"/>
+        <w:ind w:left="566"/>
+      </w:pPr>
+      <w:r>
+        <w:rPr>
+          <w:b/>
+          <w:bCs/>
+          <w:color w:val="2E5FAB"/>
+          <w:sz w:val="22"/>
+          <w:szCs w:val="22"/>
+          <w:rFonts w:ascii="Times New Roman" w:cs="Times New Roman" w:eastAsia="Times New Roman" w:hAnsi="Times New Roman"/>
+        </w:rPr>
+        <w:t xml:space="preserve">• </w:t>
+      </w:r>
+      <w:r>
+        <w:rPr>
+          <w:b/>
+          <w:bCs/>
+          <w:color w:val="1A1A1A"/>
+          <w:sz w:val="22"/>
+          <w:szCs w:val="22"/>
+          <w:rFonts w:ascii="Times New Roman" w:cs="Times New Roman" w:eastAsia="Times New Roman" w:hAnsi="Times New Roman"/>
+        </w:rPr>
+        <w:t xml:space="preserve">Hexagonal:</w:t>
+      </w:r>
+      <w:r>
+        <w:rPr>
+          <w:color w:val="1A1A1A"/>
+          <w:sz w:val="22"/>
+          <w:szCs w:val="22"/>
+          <w:rFonts w:ascii="Times New Roman" w:cs="Times New Roman" w:eastAsia="Times New Roman" w:hAnsi="Times New Roman"/>
+        </w:rPr>
+        <w:t xml:space="preserve"> topo plano, σ_VM 95-110 kPa (Intacs)</w:t>
+      </w:r>
+    </w:p>
+    <w:p>
+      <w:pPr>
+        <w:spacing w:before="0" w:after="85" w:line="260"/>
+        <w:ind w:left="566"/>
+      </w:pPr>
+      <w:r>
+        <w:rPr>
+          <w:b/>
+          <w:bCs/>
+          <w:color w:val="2E5FAB"/>
+          <w:sz w:val="22"/>
+          <w:szCs w:val="22"/>
+          <w:rFonts w:ascii="Times New Roman" w:cs="Times New Roman" w:eastAsia="Times New Roman" w:hAnsi="Times New Roman"/>
+        </w:rPr>
+        <w:t xml:space="preserve">• </w:t>
+      </w:r>
+      <w:r>
+        <w:rPr>
+          <w:b/>
+          <w:bCs/>
+          <w:color w:val="1A1A1A"/>
+          <w:sz w:val="22"/>
+          <w:szCs w:val="22"/>
+          <w:rFonts w:ascii="Times New Roman" w:cs="Times New Roman" w:eastAsia="Times New Roman" w:hAnsi="Times New Roman"/>
+        </w:rPr>
+        <w:t xml:space="preserve">Arredondado (edgeless):</w:t>
+      </w:r>
+      <w:r>
+        <w:rPr>
+          <w:color w:val="1A1A1A"/>
+          <w:sz w:val="22"/>
+          <w:szCs w:val="22"/>
+          <w:rFonts w:ascii="Times New Roman" w:cs="Times New Roman" w:eastAsia="Times New Roman" w:hAnsi="Times New Roman"/>
+        </w:rPr>
+        <w:t xml:space="preserve"> sem bordas, σ_VM 81-100 kPa (CornealRing)</w:t>
+      </w:r>
+    </w:p>
+    <w:p>
+      <w:pPr>
+        <w:spacing w:before="0" w:after="85" w:line="260"/>
+        <w:ind w:left="566"/>
+      </w:pPr>
+      <w:r>
+        <w:rPr>
+          <w:b/>
+          <w:bCs/>
+          <w:color w:val="2E5FAB"/>
+          <w:sz w:val="22"/>
+          <w:szCs w:val="22"/>
+          <w:rFonts w:ascii="Times New Roman" w:cs="Times New Roman" w:eastAsia="Times New Roman" w:hAnsi="Times New Roman"/>
+        </w:rPr>
+        <w:t xml:space="preserve">• </w:t>
+      </w:r>
+      <w:r>
+        <w:rPr>
+          <w:b/>
+          <w:bCs/>
+          <w:color w:val="1A1A1A"/>
+          <w:sz w:val="22"/>
+          <w:szCs w:val="22"/>
+          <w:rFonts w:ascii="Times New Roman" w:cs="Times New Roman" w:eastAsia="Times New Roman" w:hAnsi="Times New Roman"/>
+        </w:rPr>
+        <w:t xml:space="preserve">Elipsóide/Fusiforme:</w:t>
+      </w:r>
+      <w:r>
+        <w:rPr>
+          <w:color w:val="1A1A1A"/>
+          <w:sz w:val="22"/>
+          <w:szCs w:val="22"/>
+          <w:rFonts w:ascii="Times New Roman" w:cs="Times New Roman" w:eastAsia="Times New Roman" w:hAnsi="Times New Roman"/>
+        </w:rPr>
+        <w:t xml:space="preserve"> biconvexo, arco 320°, σ_VM semi-focal (Ferrara HM)</w:t>
       </w:r>
     </w:p>
     <w:p>
@@ -3487,7 +3349,7 @@
           <w:szCs w:val="22"/>
           <w:rFonts w:ascii="Times New Roman" w:cs="Times New Roman" w:eastAsia="Times New Roman" w:hAnsi="Times New Roman"/>
         </w:rPr>
-        <w:t xml:space="preserve"> CH-001</w:t>
+        <w:t xml:space="preserve"> CH-002, CH-015</w:t>
       </w:r>
     </w:p>
     <w:p>
@@ -3500,6 +3362,775 @@
     </w:p>
     <w:p>
       <w:pPr>
+        <w:pStyle w:val="Heading2"/>
+        <w:spacing w:before="510" w:after="170"/>
+      </w:pPr>
+      <w:r>
+        <w:rPr>
+          <w:b/>
+          <w:bCs/>
+          <w:color w:val="2E5FAB"/>
+          <w:sz w:val="28"/>
+          <w:szCs w:val="28"/>
+          <w:rFonts w:ascii="Times New Roman" w:cs="Times New Roman" w:eastAsia="Times New Roman" w:hAnsi="Times New Roman"/>
+        </w:rPr>
+        <w:t xml:space="preserve">V — Vetores do Atlas</w:t>
+      </w:r>
+    </w:p>
+    <w:p>
+      <w:pPr>
+        <w:pStyle w:val="Heading3"/>
+        <w:spacing w:before="340" w:after="113"/>
+      </w:pPr>
+      <w:r>
+        <w:rPr>
+          <w:b/>
+          <w:bCs/>
+          <w:i/>
+          <w:iCs/>
+          <w:color w:val="4A7FC1"/>
+          <w:sz w:val="24"/>
+          <w:szCs w:val="24"/>
+          <w:rFonts w:ascii="Times New Roman" w:cs="Times New Roman" w:eastAsia="Times New Roman" w:hAnsi="Times New Roman"/>
+        </w:rPr>
+        <w:t xml:space="preserve">VComa — Vetor de Coma (Deslocamento Óptico)</w:t>
+      </w:r>
+    </w:p>
+    <w:p>
+      <w:pPr>
+        <w:spacing w:before="0" w:after="85" w:line="260"/>
+        <w:ind w:left="283"/>
+      </w:pPr>
+      <w:r>
+        <w:rPr>
+          <w:b/>
+          <w:bCs/>
+          <w:color w:val="2E5FAB"/>
+          <w:sz w:val="22"/>
+          <w:szCs w:val="22"/>
+          <w:rFonts w:ascii="Times New Roman" w:cs="Times New Roman" w:eastAsia="Times New Roman" w:hAnsi="Times New Roman"/>
+        </w:rPr>
+        <w:t xml:space="preserve">• </w:t>
+      </w:r>
+      <w:r>
+        <w:rPr>
+          <w:b/>
+          <w:bCs/>
+          <w:color w:val="1A1A1A"/>
+          <w:sz w:val="22"/>
+          <w:szCs w:val="22"/>
+          <w:rFonts w:ascii="Times New Roman" w:cs="Times New Roman" w:eastAsia="Times New Roman" w:hAnsi="Times New Roman"/>
+        </w:rPr>
+        <w:t xml:space="preserve">Em palavras simples:</w:t>
+      </w:r>
+      <w:r>
+        <w:rPr>
+          <w:color w:val="1A1A1A"/>
+          <w:sz w:val="22"/>
+          <w:szCs w:val="22"/>
+          <w:rFonts w:ascii="Times New Roman" w:cs="Times New Roman" w:eastAsia="Times New Roman" w:hAnsi="Times New Roman"/>
+        </w:rPr>
+        <w:t xml:space="preserve"> A força que arrasta todo o bloco central da córnea em bloco para baixo ou para cima, geralmente acompanhando e consertando o deslocamento natural do cone (que "caiu" ladeira abaixo).</w:t>
+      </w:r>
+    </w:p>
+    <w:p>
+      <w:pPr>
+        <w:spacing w:before="0" w:after="85" w:line="260"/>
+        <w:ind w:left="283"/>
+      </w:pPr>
+      <w:r>
+        <w:rPr>
+          <w:b/>
+          <w:bCs/>
+          <w:color w:val="2E5FAB"/>
+          <w:sz w:val="22"/>
+          <w:szCs w:val="22"/>
+          <w:rFonts w:ascii="Times New Roman" w:cs="Times New Roman" w:eastAsia="Times New Roman" w:hAnsi="Times New Roman"/>
+        </w:rPr>
+        <w:t xml:space="preserve">• </w:t>
+      </w:r>
+      <w:r>
+        <w:rPr>
+          <w:b/>
+          <w:bCs/>
+          <w:color w:val="1A1A1A"/>
+          <w:sz w:val="22"/>
+          <w:szCs w:val="22"/>
+          <w:rFonts w:ascii="Times New Roman" w:cs="Times New Roman" w:eastAsia="Times New Roman" w:hAnsi="Times New Roman"/>
+        </w:rPr>
+        <w:t xml:space="preserve">Técnico:</w:t>
+      </w:r>
+      <w:r>
+        <w:rPr>
+          <w:color w:val="1A1A1A"/>
+          <w:sz w:val="22"/>
+          <w:szCs w:val="22"/>
+          <w:rFonts w:ascii="Times New Roman" w:cs="Times New Roman" w:eastAsia="Times New Roman" w:hAnsi="Times New Roman"/>
+        </w:rPr>
+        <w:t xml:space="preserve"> Vetor resultante da assimetria global de implantação inferior vs superior. Corrige aberrações de alta ordem esféricas (Coma vertical).</w:t>
+      </w:r>
+    </w:p>
+    <w:p>
+      <w:pPr>
+        <w:spacing w:before="0" w:after="85" w:line="260"/>
+        <w:ind w:left="283"/>
+      </w:pPr>
+      <w:r>
+        <w:rPr>
+          <w:b/>
+          <w:bCs/>
+          <w:color w:val="2E5FAB"/>
+          <w:sz w:val="22"/>
+          <w:szCs w:val="22"/>
+          <w:rFonts w:ascii="Times New Roman" w:cs="Times New Roman" w:eastAsia="Times New Roman" w:hAnsi="Times New Roman"/>
+        </w:rPr>
+        <w:t xml:space="preserve">• </w:t>
+      </w:r>
+      <w:r>
+        <w:rPr>
+          <w:b/>
+          <w:bCs/>
+          <w:color w:val="1A1A1A"/>
+          <w:sz w:val="22"/>
+          <w:szCs w:val="22"/>
+          <w:rFonts w:ascii="Times New Roman" w:cs="Times New Roman" w:eastAsia="Times New Roman" w:hAnsi="Times New Roman"/>
+        </w:rPr>
+        <w:t xml:space="preserve">Capítulo principal:</w:t>
+      </w:r>
+      <w:r>
+        <w:rPr>
+          <w:color w:val="1A1A1A"/>
+          <w:sz w:val="22"/>
+          <w:szCs w:val="22"/>
+          <w:rFonts w:ascii="Times New Roman" w:cs="Times New Roman" w:eastAsia="Times New Roman" w:hAnsi="Times New Roman"/>
+        </w:rPr>
+        <w:t xml:space="preserve"> CH-007</w:t>
+      </w:r>
+    </w:p>
+    <w:p>
+      <w:pPr>
+        <w:pStyle w:val="Heading3"/>
+        <w:spacing w:before="340" w:after="113"/>
+      </w:pPr>
+      <w:r>
+        <w:rPr>
+          <w:b/>
+          <w:bCs/>
+          <w:i/>
+          <w:iCs/>
+          <w:color w:val="4A7FC1"/>
+          <w:sz w:val="24"/>
+          <w:szCs w:val="24"/>
+          <w:rFonts w:ascii="Times New Roman" w:cs="Times New Roman" w:eastAsia="Times New Roman" w:hAnsi="Times New Roman"/>
+        </w:rPr>
+        <w:t xml:space="preserve">VR — Vetor Radial</w:t>
+      </w:r>
+    </w:p>
+    <w:p>
+      <w:pPr>
+        <w:spacing w:before="0" w:after="85" w:line="260"/>
+        <w:ind w:left="283"/>
+      </w:pPr>
+      <w:r>
+        <w:rPr>
+          <w:b/>
+          <w:bCs/>
+          <w:color w:val="2E5FAB"/>
+          <w:sz w:val="22"/>
+          <w:szCs w:val="22"/>
+          <w:rFonts w:ascii="Times New Roman" w:cs="Times New Roman" w:eastAsia="Times New Roman" w:hAnsi="Times New Roman"/>
+        </w:rPr>
+        <w:t xml:space="preserve">• </w:t>
+      </w:r>
+      <w:r>
+        <w:rPr>
+          <w:b/>
+          <w:bCs/>
+          <w:color w:val="1A1A1A"/>
+          <w:sz w:val="22"/>
+          <w:szCs w:val="22"/>
+          <w:rFonts w:ascii="Times New Roman" w:cs="Times New Roman" w:eastAsia="Times New Roman" w:hAnsi="Times New Roman"/>
+        </w:rPr>
+        <w:t xml:space="preserve">Em palavras simples:</w:t>
+      </w:r>
+      <w:r>
+        <w:rPr>
+          <w:color w:val="1A1A1A"/>
+          <w:sz w:val="22"/>
+          <w:szCs w:val="22"/>
+          <w:rFonts w:ascii="Times New Roman" w:cs="Times New Roman" w:eastAsia="Times New Roman" w:hAnsi="Times New Roman"/>
+        </w:rPr>
+        <w:t xml:space="preserve"> A força principal que o anel aplica na córnea, empurrando-a para "achatar" o cone no centro. Dirige-se de onde está o anel para fora (centrífugamente). ⚠️ Errata comum: VR é centrífugo, não centrípeto — o anel separa as lamelas; a tração resultante cria o aplainamento central.</w:t>
+      </w:r>
+    </w:p>
+    <w:p>
+      <w:pPr>
+        <w:spacing w:before="0" w:after="85" w:line="260"/>
+        <w:ind w:left="283"/>
+      </w:pPr>
+      <w:r>
+        <w:rPr>
+          <w:b/>
+          <w:bCs/>
+          <w:color w:val="2E5FAB"/>
+          <w:sz w:val="22"/>
+          <w:szCs w:val="22"/>
+          <w:rFonts w:ascii="Times New Roman" w:cs="Times New Roman" w:eastAsia="Times New Roman" w:hAnsi="Times New Roman"/>
+        </w:rPr>
+        <w:t xml:space="preserve">• </w:t>
+      </w:r>
+      <w:r>
+        <w:rPr>
+          <w:b/>
+          <w:bCs/>
+          <w:color w:val="1A1A1A"/>
+          <w:sz w:val="22"/>
+          <w:szCs w:val="22"/>
+          <w:rFonts w:ascii="Times New Roman" w:cs="Times New Roman" w:eastAsia="Times New Roman" w:hAnsi="Times New Roman"/>
+        </w:rPr>
+        <w:t xml:space="preserve">Técnico:</w:t>
+      </w:r>
+      <w:r>
+        <w:rPr>
+          <w:color w:val="1A1A1A"/>
+          <w:sz w:val="22"/>
+          <w:szCs w:val="22"/>
+          <w:rFonts w:ascii="Times New Roman" w:cs="Times New Roman" w:eastAsia="Times New Roman" w:hAnsi="Times New Roman"/>
+        </w:rPr>
+        <w:t xml:space="preserve"> Componente de força perpendicular ao anel, direcionada centrifugamente (para fora do bloco central, em relação ao eixo da visão), gerada pelo arc-shortening (encurtamento do arco) das fibras radiais 🔴.</w:t>
+      </w:r>
+    </w:p>
+    <w:p>
+      <w:pPr>
+        <w:spacing w:before="0" w:after="85" w:line="260"/>
+        <w:ind w:left="283"/>
+      </w:pPr>
+      <w:r>
+        <w:rPr>
+          <w:b/>
+          <w:bCs/>
+          <w:color w:val="2E5FAB"/>
+          <w:sz w:val="22"/>
+          <w:szCs w:val="22"/>
+          <w:rFonts w:ascii="Times New Roman" w:cs="Times New Roman" w:eastAsia="Times New Roman" w:hAnsi="Times New Roman"/>
+        </w:rPr>
+        <w:t xml:space="preserve">• </w:t>
+      </w:r>
+      <w:r>
+        <w:rPr>
+          <w:b/>
+          <w:bCs/>
+          <w:color w:val="1A1A1A"/>
+          <w:sz w:val="22"/>
+          <w:szCs w:val="22"/>
+          <w:rFonts w:ascii="Times New Roman" w:cs="Times New Roman" w:eastAsia="Times New Roman" w:hAnsi="Times New Roman"/>
+        </w:rPr>
+        <w:t xml:space="preserve">Capítulo principal:</w:t>
+      </w:r>
+      <w:r>
+        <w:rPr>
+          <w:color w:val="1A1A1A"/>
+          <w:sz w:val="22"/>
+          <w:szCs w:val="22"/>
+          <w:rFonts w:ascii="Times New Roman" w:cs="Times New Roman" w:eastAsia="Times New Roman" w:hAnsi="Times New Roman"/>
+        </w:rPr>
+        <w:t xml:space="preserve"> CH-004</w:t>
+      </w:r>
+    </w:p>
+    <w:p>
+      <w:pPr>
+        <w:pStyle w:val="Heading3"/>
+        <w:spacing w:before="340" w:after="113"/>
+      </w:pPr>
+      <w:r>
+        <w:rPr>
+          <w:b/>
+          <w:bCs/>
+          <w:i/>
+          <w:iCs/>
+          <w:color w:val="4A7FC1"/>
+          <w:sz w:val="24"/>
+          <w:szCs w:val="24"/>
+          <w:rFonts w:ascii="Times New Roman" w:cs="Times New Roman" w:eastAsia="Times New Roman" w:hAnsi="Times New Roman"/>
+        </w:rPr>
+        <w:t xml:space="preserve">VT — Vetor Tangencial</w:t>
+      </w:r>
+    </w:p>
+    <w:p>
+      <w:pPr>
+        <w:spacing w:before="0" w:after="85" w:line="260"/>
+        <w:ind w:left="283"/>
+      </w:pPr>
+      <w:r>
+        <w:rPr>
+          <w:b/>
+          <w:bCs/>
+          <w:color w:val="2E5FAB"/>
+          <w:sz w:val="22"/>
+          <w:szCs w:val="22"/>
+          <w:rFonts w:ascii="Times New Roman" w:cs="Times New Roman" w:eastAsia="Times New Roman" w:hAnsi="Times New Roman"/>
+        </w:rPr>
+        <w:t xml:space="preserve">• </w:t>
+      </w:r>
+      <w:r>
+        <w:rPr>
+          <w:b/>
+          <w:bCs/>
+          <w:color w:val="1A1A1A"/>
+          <w:sz w:val="22"/>
+          <w:szCs w:val="22"/>
+          <w:rFonts w:ascii="Times New Roman" w:cs="Times New Roman" w:eastAsia="Times New Roman" w:hAnsi="Times New Roman"/>
+        </w:rPr>
+        <w:t xml:space="preserve">Em palavras simples:</w:t>
+      </w:r>
+      <w:r>
+        <w:rPr>
+          <w:color w:val="1A1A1A"/>
+          <w:sz w:val="22"/>
+          <w:szCs w:val="22"/>
+          <w:rFonts w:ascii="Times New Roman" w:cs="Times New Roman" w:eastAsia="Times New Roman" w:hAnsi="Times New Roman"/>
+        </w:rPr>
+        <w:t xml:space="preserve"> A força que o anel exerce ao longo de seus extremos (pontas), rodando o eixo do astigmatismo e distribuindo tensão circunferentially.</w:t>
+      </w:r>
+    </w:p>
+    <w:p>
+      <w:pPr>
+        <w:spacing w:before="0" w:after="85" w:line="260"/>
+        <w:ind w:left="283"/>
+      </w:pPr>
+      <w:r>
+        <w:rPr>
+          <w:b/>
+          <w:bCs/>
+          <w:color w:val="2E5FAB"/>
+          <w:sz w:val="22"/>
+          <w:szCs w:val="22"/>
+          <w:rFonts w:ascii="Times New Roman" w:cs="Times New Roman" w:eastAsia="Times New Roman" w:hAnsi="Times New Roman"/>
+        </w:rPr>
+        <w:t xml:space="preserve">• </w:t>
+      </w:r>
+      <w:r>
+        <w:rPr>
+          <w:b/>
+          <w:bCs/>
+          <w:color w:val="1A1A1A"/>
+          <w:sz w:val="22"/>
+          <w:szCs w:val="22"/>
+          <w:rFonts w:ascii="Times New Roman" w:cs="Times New Roman" w:eastAsia="Times New Roman" w:hAnsi="Times New Roman"/>
+        </w:rPr>
+        <w:t xml:space="preserve">Técnico:</w:t>
+      </w:r>
+      <w:r>
+        <w:rPr>
+          <w:color w:val="1A1A1A"/>
+          <w:sz w:val="22"/>
+          <w:szCs w:val="22"/>
+          <w:rFonts w:ascii="Times New Roman" w:cs="Times New Roman" w:eastAsia="Times New Roman" w:hAnsi="Times New Roman"/>
+        </w:rPr>
+        <w:t xml:space="preserve"> Componente tangencial gerado pela tração diferencial das fibras tangenciais 🔵 nas extremidades do segmento. Responsável pela regularização do astigmatismo e pelo Efeito de Acoplamento (via Coeficiente de Poisson).</w:t>
+      </w:r>
+    </w:p>
+    <w:p>
+      <w:pPr>
+        <w:spacing w:before="0" w:after="85" w:line="260"/>
+        <w:ind w:left="283"/>
+      </w:pPr>
+      <w:r>
+        <w:rPr>
+          <w:b/>
+          <w:bCs/>
+          <w:color w:val="2E5FAB"/>
+          <w:sz w:val="22"/>
+          <w:szCs w:val="22"/>
+          <w:rFonts w:ascii="Times New Roman" w:cs="Times New Roman" w:eastAsia="Times New Roman" w:hAnsi="Times New Roman"/>
+        </w:rPr>
+        <w:t xml:space="preserve">• </w:t>
+      </w:r>
+      <w:r>
+        <w:rPr>
+          <w:b/>
+          <w:bCs/>
+          <w:color w:val="1A1A1A"/>
+          <w:sz w:val="22"/>
+          <w:szCs w:val="22"/>
+          <w:rFonts w:ascii="Times New Roman" w:cs="Times New Roman" w:eastAsia="Times New Roman" w:hAnsi="Times New Roman"/>
+        </w:rPr>
+        <w:t xml:space="preserve">Capítulo principal:</w:t>
+      </w:r>
+      <w:r>
+        <w:rPr>
+          <w:color w:val="1A1A1A"/>
+          <w:sz w:val="22"/>
+          <w:szCs w:val="22"/>
+          <w:rFonts w:ascii="Times New Roman" w:cs="Times New Roman" w:eastAsia="Times New Roman" w:hAnsi="Times New Roman"/>
+        </w:rPr>
+        <w:t xml:space="preserve"> CH-005</w:t>
+      </w:r>
+    </w:p>
+    <w:p>
+      <w:pPr>
+        <w:pStyle w:val="Heading3"/>
+        <w:spacing w:before="340" w:after="113"/>
+      </w:pPr>
+      <w:r>
+        <w:rPr>
+          <w:b/>
+          <w:bCs/>
+          <w:i/>
+          <w:iCs/>
+          <w:color w:val="4A7FC1"/>
+          <w:sz w:val="24"/>
+          <w:szCs w:val="24"/>
+          <w:rFonts w:ascii="Times New Roman" w:cs="Times New Roman" w:eastAsia="Times New Roman" w:hAnsi="Times New Roman"/>
+        </w:rPr>
+        <w:t xml:space="preserve">Vτ — Vetor de Torque</w:t>
+      </w:r>
+    </w:p>
+    <w:p>
+      <w:pPr>
+        <w:spacing w:before="0" w:after="85" w:line="260"/>
+        <w:ind w:left="283"/>
+      </w:pPr>
+      <w:r>
+        <w:rPr>
+          <w:b/>
+          <w:bCs/>
+          <w:color w:val="2E5FAB"/>
+          <w:sz w:val="22"/>
+          <w:szCs w:val="22"/>
+          <w:rFonts w:ascii="Times New Roman" w:cs="Times New Roman" w:eastAsia="Times New Roman" w:hAnsi="Times New Roman"/>
+        </w:rPr>
+        <w:t xml:space="preserve">• </w:t>
+      </w:r>
+      <w:r>
+        <w:rPr>
+          <w:b/>
+          <w:bCs/>
+          <w:color w:val="1A1A1A"/>
+          <w:sz w:val="22"/>
+          <w:szCs w:val="22"/>
+          <w:rFonts w:ascii="Times New Roman" w:cs="Times New Roman" w:eastAsia="Times New Roman" w:hAnsi="Times New Roman"/>
+        </w:rPr>
+        <w:t xml:space="preserve">Em palavras simples:</w:t>
+      </w:r>
+      <w:r>
+        <w:rPr>
+          <w:color w:val="1A1A1A"/>
+          <w:sz w:val="22"/>
+          <w:szCs w:val="22"/>
+          <w:rFonts w:ascii="Times New Roman" w:cs="Times New Roman" w:eastAsia="Times New Roman" w:hAnsi="Times New Roman"/>
+        </w:rPr>
+        <w:t xml:space="preserve"> A força de rotação gerada quando os dois segmentos têm espessuras diferentes — como uma balança desequilibrada que empurra o ápice do cone de volta ao centro.</w:t>
+      </w:r>
+    </w:p>
+    <w:p>
+      <w:pPr>
+        <w:spacing w:before="0" w:after="85" w:line="260"/>
+        <w:ind w:left="283"/>
+      </w:pPr>
+      <w:r>
+        <w:rPr>
+          <w:b/>
+          <w:bCs/>
+          <w:color w:val="2E5FAB"/>
+          <w:sz w:val="22"/>
+          <w:szCs w:val="22"/>
+          <w:rFonts w:ascii="Times New Roman" w:cs="Times New Roman" w:eastAsia="Times New Roman" w:hAnsi="Times New Roman"/>
+        </w:rPr>
+        <w:t xml:space="preserve">• </w:t>
+      </w:r>
+      <w:r>
+        <w:rPr>
+          <w:b/>
+          <w:bCs/>
+          <w:color w:val="1A1A1A"/>
+          <w:sz w:val="22"/>
+          <w:szCs w:val="22"/>
+          <w:rFonts w:ascii="Times New Roman" w:cs="Times New Roman" w:eastAsia="Times New Roman" w:hAnsi="Times New Roman"/>
+        </w:rPr>
+        <w:t xml:space="preserve">Técnico:</w:t>
+      </w:r>
+      <w:r>
+        <w:rPr>
+          <w:color w:val="1A1A1A"/>
+          <w:sz w:val="22"/>
+          <w:szCs w:val="22"/>
+          <w:rFonts w:ascii="Times New Roman" w:cs="Times New Roman" w:eastAsia="Times New Roman" w:hAnsi="Times New Roman"/>
+        </w:rPr>
+        <w:t xml:space="preserve"> Momento torcional gerado pela diferença de espessura entre segmentos assimétricos (</w:t>
+      </w:r>
+      <w:r>
+        <w:rPr>
+          <w:i/>
+          <w:iCs/>
+          <w:color w:val="1A1A1A"/>
+          <w:sz w:val="22"/>
+          <w:szCs w:val="22"/>
+          <w:rFonts w:ascii="Times New Roman" w:cs="Times New Roman" w:eastAsia="Times New Roman" w:hAnsi="Times New Roman"/>
+        </w:rPr>
+        <w:t xml:space="preserve">tapered</w:t>
+      </w:r>
+      <w:r>
+        <w:rPr>
+          <w:color w:val="1A1A1A"/>
+          <w:sz w:val="22"/>
+          <w:szCs w:val="22"/>
+          <w:rFonts w:ascii="Times New Roman" w:cs="Times New Roman" w:eastAsia="Times New Roman" w:hAnsi="Times New Roman"/>
+        </w:rPr>
+        <w:t xml:space="preserve">). Atua sobre as fibras oblíquas 🟢 (ou as substitui, no caso KC). Quantificado como: Vτ = ΔF × d (diferença de força × distância entre pontas).</w:t>
+      </w:r>
+    </w:p>
+    <w:p>
+      <w:pPr>
+        <w:spacing w:before="0" w:after="85" w:line="260"/>
+        <w:ind w:left="283"/>
+      </w:pPr>
+      <w:r>
+        <w:rPr>
+          <w:b/>
+          <w:bCs/>
+          <w:color w:val="2E5FAB"/>
+          <w:sz w:val="22"/>
+          <w:szCs w:val="22"/>
+          <w:rFonts w:ascii="Times New Roman" w:cs="Times New Roman" w:eastAsia="Times New Roman" w:hAnsi="Times New Roman"/>
+        </w:rPr>
+        <w:t xml:space="preserve">• </w:t>
+      </w:r>
+      <w:r>
+        <w:rPr>
+          <w:b/>
+          <w:bCs/>
+          <w:color w:val="1A1A1A"/>
+          <w:sz w:val="22"/>
+          <w:szCs w:val="22"/>
+          <w:rFonts w:ascii="Times New Roman" w:cs="Times New Roman" w:eastAsia="Times New Roman" w:hAnsi="Times New Roman"/>
+        </w:rPr>
+        <w:t xml:space="preserve">Capítulo principal:</w:t>
+      </w:r>
+      <w:r>
+        <w:rPr>
+          <w:color w:val="1A1A1A"/>
+          <w:sz w:val="22"/>
+          <w:szCs w:val="22"/>
+          <w:rFonts w:ascii="Times New Roman" w:cs="Times New Roman" w:eastAsia="Times New Roman" w:hAnsi="Times New Roman"/>
+        </w:rPr>
+        <w:t xml:space="preserve"> CH-006</w:t>
+      </w:r>
+    </w:p>
+    <w:p>
+      <w:pPr>
+        <w:pBdr>
+          <w:bottom w:val="single" w:color="1B365D" w:sz="6"/>
+        </w:pBdr>
+        <w:spacing w:before="226" w:after="226"/>
+      </w:pPr>
+    </w:p>
+    <w:p>
+      <w:pPr>
+        <w:pStyle w:val="Heading2"/>
+        <w:spacing w:before="510" w:after="170"/>
+      </w:pPr>
+      <w:r>
+        <w:rPr>
+          <w:b/>
+          <w:bCs/>
+          <w:color w:val="2E5FAB"/>
+          <w:sz w:val="28"/>
+          <w:szCs w:val="28"/>
+          <w:rFonts w:ascii="Times New Roman" w:cs="Times New Roman" w:eastAsia="Times New Roman" w:hAnsi="Times New Roman"/>
+        </w:rPr>
+        <w:t xml:space="preserve">WAXS — Wide-Angle X-Ray Scattering</w:t>
+      </w:r>
+    </w:p>
+    <w:p>
+      <w:pPr>
+        <w:pStyle w:val="Heading3"/>
+        <w:spacing w:before="340" w:after="113"/>
+      </w:pPr>
+      <w:r>
+        <w:rPr>
+          <w:b/>
+          <w:bCs/>
+          <w:i/>
+          <w:iCs/>
+          <w:color w:val="4A7FC1"/>
+          <w:sz w:val="24"/>
+          <w:szCs w:val="24"/>
+          <w:rFonts w:ascii="Times New Roman" w:cs="Times New Roman" w:eastAsia="Times New Roman" w:hAnsi="Times New Roman"/>
+        </w:rPr>
+        <w:t xml:space="preserve">WAXS (Difração de Raios-X de Grande Ângulo)</w:t>
+      </w:r>
+    </w:p>
+    <w:p>
+      <w:pPr>
+        <w:spacing w:before="0" w:after="85" w:line="260"/>
+        <w:ind w:left="283"/>
+      </w:pPr>
+      <w:r>
+        <w:rPr>
+          <w:b/>
+          <w:bCs/>
+          <w:color w:val="2E5FAB"/>
+          <w:sz w:val="22"/>
+          <w:szCs w:val="22"/>
+          <w:rFonts w:ascii="Times New Roman" w:cs="Times New Roman" w:eastAsia="Times New Roman" w:hAnsi="Times New Roman"/>
+        </w:rPr>
+        <w:t xml:space="preserve">• </w:t>
+      </w:r>
+      <w:r>
+        <w:rPr>
+          <w:b/>
+          <w:bCs/>
+          <w:color w:val="1A1A1A"/>
+          <w:sz w:val="22"/>
+          <w:szCs w:val="22"/>
+          <w:rFonts w:ascii="Times New Roman" w:cs="Times New Roman" w:eastAsia="Times New Roman" w:hAnsi="Times New Roman"/>
+        </w:rPr>
+        <w:t xml:space="preserve">Em palavras simples:</w:t>
+      </w:r>
+      <w:r>
+        <w:rPr>
+          <w:color w:val="1A1A1A"/>
+          <w:sz w:val="22"/>
+          <w:szCs w:val="22"/>
+          <w:rFonts w:ascii="Times New Roman" w:cs="Times New Roman" w:eastAsia="Times New Roman" w:hAnsi="Times New Roman"/>
+        </w:rPr>
+        <w:t xml:space="preserve"> Uma técnica de raios-X que revela a orientação de cada fibra de colágeno na córnea — como um GPS das fibras, mostrando onde cada uma aponta.</w:t>
+      </w:r>
+    </w:p>
+    <w:p>
+      <w:pPr>
+        <w:spacing w:before="0" w:after="85" w:line="260"/>
+        <w:ind w:left="283"/>
+      </w:pPr>
+      <w:r>
+        <w:rPr>
+          <w:b/>
+          <w:bCs/>
+          <w:color w:val="2E5FAB"/>
+          <w:sz w:val="22"/>
+          <w:szCs w:val="22"/>
+          <w:rFonts w:ascii="Times New Roman" w:cs="Times New Roman" w:eastAsia="Times New Roman" w:hAnsi="Times New Roman"/>
+        </w:rPr>
+        <w:t xml:space="preserve">• </w:t>
+      </w:r>
+      <w:r>
+        <w:rPr>
+          <w:b/>
+          <w:bCs/>
+          <w:color w:val="1A1A1A"/>
+          <w:sz w:val="22"/>
+          <w:szCs w:val="22"/>
+          <w:rFonts w:ascii="Times New Roman" w:cs="Times New Roman" w:eastAsia="Times New Roman" w:hAnsi="Times New Roman"/>
+        </w:rPr>
+        <w:t xml:space="preserve">Técnico:</w:t>
+      </w:r>
+      <w:r>
+        <w:rPr>
+          <w:color w:val="1A1A1A"/>
+          <w:sz w:val="22"/>
+          <w:szCs w:val="22"/>
+          <w:rFonts w:ascii="Times New Roman" w:cs="Times New Roman" w:eastAsia="Times New Roman" w:hAnsi="Times New Roman"/>
+        </w:rPr>
+        <w:t xml:space="preserve"> Técnica de cristalografia de raios-X que mede a periodicidade de fibrilas de colágeno tipo I. Permite mapear a orientação preferencial das fibras em seções corneanas planas. Resolução espacial: ~1-2 mm². Aplicado à córnea por Meek KM, Boote C (2004, 2009): demonstrou o padrão "+" de fibras radiais no centro e o annulus limbal de fibras tangenciais.</w:t>
+      </w:r>
+    </w:p>
+    <w:p>
+      <w:pPr>
+        <w:spacing w:before="0" w:after="85" w:line="260"/>
+        <w:ind w:left="283"/>
+      </w:pPr>
+      <w:r>
+        <w:rPr>
+          <w:b/>
+          <w:bCs/>
+          <w:color w:val="2E5FAB"/>
+          <w:sz w:val="22"/>
+          <w:szCs w:val="22"/>
+          <w:rFonts w:ascii="Times New Roman" w:cs="Times New Roman" w:eastAsia="Times New Roman" w:hAnsi="Times New Roman"/>
+        </w:rPr>
+        <w:t xml:space="preserve">• </w:t>
+      </w:r>
+      <w:r>
+        <w:rPr>
+          <w:b/>
+          <w:bCs/>
+          <w:color w:val="1A1A1A"/>
+          <w:sz w:val="22"/>
+          <w:szCs w:val="22"/>
+          <w:rFonts w:ascii="Times New Roman" w:cs="Times New Roman" w:eastAsia="Times New Roman" w:hAnsi="Times New Roman"/>
+        </w:rPr>
+        <w:t xml:space="preserve">Referência canônica:</w:t>
+      </w:r>
+      <w:r>
+        <w:rPr>
+          <w:color w:val="1A1A1A"/>
+          <w:sz w:val="22"/>
+          <w:szCs w:val="22"/>
+          <w:rFonts w:ascii="Times New Roman" w:cs="Times New Roman" w:eastAsia="Times New Roman" w:hAnsi="Times New Roman"/>
+        </w:rPr>
+        <w:t xml:space="preserve"> ✅ Meek KM, Boote C. </w:t>
+      </w:r>
+      <w:r>
+        <w:rPr>
+          <w:i/>
+          <w:iCs/>
+          <w:color w:val="1A1A1A"/>
+          <w:sz w:val="22"/>
+          <w:szCs w:val="22"/>
+          <w:rFonts w:ascii="Times New Roman" w:cs="Times New Roman" w:eastAsia="Times New Roman" w:hAnsi="Times New Roman"/>
+        </w:rPr>
+        <w:t xml:space="preserve">Progress in Retinal and Eye Research</w:t>
+      </w:r>
+      <w:r>
+        <w:rPr>
+          <w:color w:val="1A1A1A"/>
+          <w:sz w:val="22"/>
+          <w:szCs w:val="22"/>
+          <w:rFonts w:ascii="Times New Roman" w:cs="Times New Roman" w:eastAsia="Times New Roman" w:hAnsi="Times New Roman"/>
+        </w:rPr>
+        <w:t xml:space="preserve">. 2004; 2009.</w:t>
+      </w:r>
+    </w:p>
+    <w:p>
+      <w:pPr>
+        <w:spacing w:before="0" w:after="85" w:line="260"/>
+        <w:ind w:left="283"/>
+      </w:pPr>
+      <w:r>
+        <w:rPr>
+          <w:b/>
+          <w:bCs/>
+          <w:color w:val="2E5FAB"/>
+          <w:sz w:val="22"/>
+          <w:szCs w:val="22"/>
+          <w:rFonts w:ascii="Times New Roman" w:cs="Times New Roman" w:eastAsia="Times New Roman" w:hAnsi="Times New Roman"/>
+        </w:rPr>
+        <w:t xml:space="preserve">• </w:t>
+      </w:r>
+      <w:r>
+        <w:rPr>
+          <w:b/>
+          <w:bCs/>
+          <w:color w:val="1A1A1A"/>
+          <w:sz w:val="22"/>
+          <w:szCs w:val="22"/>
+          <w:rFonts w:ascii="Times New Roman" w:cs="Times New Roman" w:eastAsia="Times New Roman" w:hAnsi="Times New Roman"/>
+        </w:rPr>
+        <w:t xml:space="preserve">Capítulo principal:</w:t>
+      </w:r>
+      <w:r>
+        <w:rPr>
+          <w:color w:val="1A1A1A"/>
+          <w:sz w:val="22"/>
+          <w:szCs w:val="22"/>
+          <w:rFonts w:ascii="Times New Roman" w:cs="Times New Roman" w:eastAsia="Times New Roman" w:hAnsi="Times New Roman"/>
+        </w:rPr>
+        <w:t xml:space="preserve"> CH-001</w:t>
+      </w:r>
+    </w:p>
+    <w:p>
+      <w:pPr>
         <w:spacing w:line="276" w:before="0" w:after="170"/>
         <w:jc w:val="both"/>
       </w:pPr>
@@ -3512,7 +4143,7 @@
           <w:szCs w:val="22"/>
           <w:rFonts w:ascii="Times New Roman" w:cs="Times New Roman" w:eastAsia="Times New Roman" w:hAnsi="Times New Roman"/>
         </w:rPr>
-        <w:t xml:space="preserve">Glossário versão 1.0 — Março 2026 | Expansão contínua a cada novo capítulo</w:t>
+        <w:t xml:space="preserve">Glossário versão 1.1 — Abril 2026 | Auditoria Editorial Cultura Médica</w:t>
       </w:r>
     </w:p>
     <w:sectPr>

--- a/chapters/word_output/GLOSSARIO_TERMOS_TECNICOS.docx
+++ b/chapters/word_output/GLOSSARIO_TERMOS_TECNICOS.docx
@@ -107,7 +107,7 @@
           <w:insideH w:val="single" w:color="auto" w:sz="4"/>
           <w:insideV w:val="single" w:color="auto" w:sz="4"/>
         </w:tblBorders>
-        <w:tblLayout w:type="fixed"/>
+        <w:tblLayout w:type="autofit"/>
       </w:tblPr>
       <w:tblGrid>
         <w:gridCol w:w="100"/>
